--- a/Nagypál Márton Péter - AI-vezérelt tartalomgeneráló workflow.docx
+++ b/Nagypál Márton Péter - AI-vezérelt tartalomgeneráló workflow.docx
@@ -397,6 +397,7 @@
         <w:jc w:val="both"/>
       </w:pPr>
     </w:p>
+    <w:bookmarkStart w:id="0" w:name="_Toc231339011" w:displacedByCustomXml="next"/>
     <w:sdt>
       <w:sdtPr>
         <w:rPr>
@@ -421,14 +422,18 @@
           <w:r>
             <w:t>Tartalomjegyzék</w:t>
           </w:r>
+          <w:bookmarkEnd w:id="0"/>
         </w:p>
         <w:p>
           <w:pPr>
             <w:pStyle w:val="TJ1"/>
-            <w:tabs>
-              <w:tab w:val="clear" w:pos="9921"/>
-              <w:tab w:val="right" w:leader="dot" w:pos="9920"/>
-            </w:tabs>
+            <w:rPr>
+              <w:rFonts w:asciiTheme="minorHAnsi" w:eastAsiaTheme="minorEastAsia" w:hAnsiTheme="minorHAnsi" w:cstheme="minorBidi"/>
+              <w:noProof/>
+              <w:kern w:val="2"/>
+              <w:lang w:eastAsia="hu-HU"/>
+              <w14:ligatures w14:val="standardContextual"/>
+            </w:rPr>
           </w:pPr>
           <w:r>
             <w:fldChar w:fldCharType="begin"/>
@@ -445,19 +450,547 @@
             </w:rPr>
             <w:fldChar w:fldCharType="separate"/>
           </w:r>
-          <w:hyperlink w:anchor="__RefHeading___Toc295_3660068972">
+          <w:hyperlink w:anchor="_Toc231339011" w:history="1">
             <w:r>
               <w:rPr>
-                <w:rStyle w:val="IndexLink"/>
+                <w:rStyle w:val="Hiperhivatkozs"/>
+                <w:noProof/>
               </w:rPr>
-              <w:t>1. A feladat rövid ismertetése</w:t>
+              <w:t>Tartalomjegyzék</w:t>
             </w:r>
             <w:r>
               <w:rPr>
-                <w:rStyle w:val="IndexLink"/>
+                <w:noProof/>
               </w:rPr>
               <w:tab/>
+            </w:r>
+            <w:r>
+              <w:rPr>
+                <w:noProof/>
+              </w:rPr>
+              <w:fldChar w:fldCharType="begin"/>
+            </w:r>
+            <w:r>
+              <w:rPr>
+                <w:noProof/>
+              </w:rPr>
+              <w:instrText xml:space="preserve"> PAGEREF _Toc231339011 \h </w:instrText>
+            </w:r>
+            <w:r>
+              <w:rPr>
+                <w:noProof/>
+              </w:rPr>
+            </w:r>
+            <w:r>
+              <w:rPr>
+                <w:noProof/>
+              </w:rPr>
+              <w:fldChar w:fldCharType="separate"/>
+            </w:r>
+            <w:r>
+              <w:rPr>
+                <w:noProof/>
+              </w:rPr>
+              <w:t>1</w:t>
+            </w:r>
+            <w:r>
+              <w:rPr>
+                <w:noProof/>
+              </w:rPr>
+              <w:fldChar w:fldCharType="end"/>
+            </w:r>
+          </w:hyperlink>
+        </w:p>
+        <w:p>
+          <w:pPr>
+            <w:pStyle w:val="TJ1"/>
+            <w:tabs>
+              <w:tab w:val="left" w:pos="480"/>
+            </w:tabs>
+            <w:rPr>
+              <w:rFonts w:asciiTheme="minorHAnsi" w:eastAsiaTheme="minorEastAsia" w:hAnsiTheme="minorHAnsi" w:cstheme="minorBidi"/>
+              <w:noProof/>
+              <w:kern w:val="2"/>
+              <w:lang w:eastAsia="hu-HU"/>
+              <w14:ligatures w14:val="standardContextual"/>
+            </w:rPr>
+          </w:pPr>
+          <w:hyperlink w:anchor="_Toc231339012" w:history="1">
+            <w:r>
+              <w:rPr>
+                <w:rStyle w:val="Hiperhivatkozs"/>
+                <w:noProof/>
+              </w:rPr>
+              <w:t>1.</w:t>
+            </w:r>
+            <w:r>
+              <w:rPr>
+                <w:rFonts w:asciiTheme="minorHAnsi" w:eastAsiaTheme="minorEastAsia" w:hAnsiTheme="minorHAnsi" w:cstheme="minorBidi"/>
+                <w:noProof/>
+                <w:kern w:val="2"/>
+                <w:lang w:eastAsia="hu-HU"/>
+                <w14:ligatures w14:val="standardContextual"/>
+              </w:rPr>
+              <w:tab/>
+            </w:r>
+            <w:r>
+              <w:rPr>
+                <w:rStyle w:val="Hiperhivatkozs"/>
+                <w:noProof/>
+              </w:rPr>
+              <w:t>A feladat rövid ismertetése</w:t>
+            </w:r>
+            <w:r>
+              <w:rPr>
+                <w:noProof/>
+              </w:rPr>
+              <w:tab/>
+            </w:r>
+            <w:r>
+              <w:rPr>
+                <w:noProof/>
+              </w:rPr>
+              <w:fldChar w:fldCharType="begin"/>
+            </w:r>
+            <w:r>
+              <w:rPr>
+                <w:noProof/>
+              </w:rPr>
+              <w:instrText xml:space="preserve"> PAGEREF _Toc231339012 \h </w:instrText>
+            </w:r>
+            <w:r>
+              <w:rPr>
+                <w:noProof/>
+              </w:rPr>
+            </w:r>
+            <w:r>
+              <w:rPr>
+                <w:noProof/>
+              </w:rPr>
+              <w:fldChar w:fldCharType="separate"/>
+            </w:r>
+            <w:r>
+              <w:rPr>
+                <w:noProof/>
+              </w:rPr>
               <w:t>2</w:t>
+            </w:r>
+            <w:r>
+              <w:rPr>
+                <w:noProof/>
+              </w:rPr>
+              <w:fldChar w:fldCharType="end"/>
+            </w:r>
+          </w:hyperlink>
+        </w:p>
+        <w:p>
+          <w:pPr>
+            <w:pStyle w:val="TJ1"/>
+            <w:tabs>
+              <w:tab w:val="left" w:pos="480"/>
+            </w:tabs>
+            <w:rPr>
+              <w:rFonts w:asciiTheme="minorHAnsi" w:eastAsiaTheme="minorEastAsia" w:hAnsiTheme="minorHAnsi" w:cstheme="minorBidi"/>
+              <w:noProof/>
+              <w:kern w:val="2"/>
+              <w:lang w:eastAsia="hu-HU"/>
+              <w14:ligatures w14:val="standardContextual"/>
+            </w:rPr>
+          </w:pPr>
+          <w:hyperlink w:anchor="_Toc231339013" w:history="1">
+            <w:r>
+              <w:rPr>
+                <w:rStyle w:val="Hiperhivatkozs"/>
+                <w:noProof/>
+              </w:rPr>
+              <w:t>2.</w:t>
+            </w:r>
+            <w:r>
+              <w:rPr>
+                <w:rFonts w:asciiTheme="minorHAnsi" w:eastAsiaTheme="minorEastAsia" w:hAnsiTheme="minorHAnsi" w:cstheme="minorBidi"/>
+                <w:noProof/>
+                <w:kern w:val="2"/>
+                <w:lang w:eastAsia="hu-HU"/>
+                <w14:ligatures w14:val="standardContextual"/>
+              </w:rPr>
+              <w:tab/>
+            </w:r>
+            <w:r>
+              <w:rPr>
+                <w:rStyle w:val="Hiperhivatkozs"/>
+                <w:noProof/>
+              </w:rPr>
+              <w:t>Adatok</w:t>
+            </w:r>
+            <w:r>
+              <w:rPr>
+                <w:noProof/>
+              </w:rPr>
+              <w:tab/>
+            </w:r>
+            <w:r>
+              <w:rPr>
+                <w:noProof/>
+              </w:rPr>
+              <w:fldChar w:fldCharType="begin"/>
+            </w:r>
+            <w:r>
+              <w:rPr>
+                <w:noProof/>
+              </w:rPr>
+              <w:instrText xml:space="preserve"> PAGEREF _Toc231339013 \h </w:instrText>
+            </w:r>
+            <w:r>
+              <w:rPr>
+                <w:noProof/>
+              </w:rPr>
+            </w:r>
+            <w:r>
+              <w:rPr>
+                <w:noProof/>
+              </w:rPr>
+              <w:fldChar w:fldCharType="separate"/>
+            </w:r>
+            <w:r>
+              <w:rPr>
+                <w:noProof/>
+              </w:rPr>
+              <w:t>3</w:t>
+            </w:r>
+            <w:r>
+              <w:rPr>
+                <w:noProof/>
+              </w:rPr>
+              <w:fldChar w:fldCharType="end"/>
+            </w:r>
+          </w:hyperlink>
+        </w:p>
+        <w:p>
+          <w:pPr>
+            <w:pStyle w:val="TJ1"/>
+            <w:tabs>
+              <w:tab w:val="left" w:pos="480"/>
+            </w:tabs>
+            <w:rPr>
+              <w:rFonts w:asciiTheme="minorHAnsi" w:eastAsiaTheme="minorEastAsia" w:hAnsiTheme="minorHAnsi" w:cstheme="minorBidi"/>
+              <w:noProof/>
+              <w:kern w:val="2"/>
+              <w:lang w:eastAsia="hu-HU"/>
+              <w14:ligatures w14:val="standardContextual"/>
+            </w:rPr>
+          </w:pPr>
+          <w:hyperlink w:anchor="_Toc231339014" w:history="1">
+            <w:r>
+              <w:rPr>
+                <w:rStyle w:val="Hiperhivatkozs"/>
+                <w:noProof/>
+              </w:rPr>
+              <w:t>3.</w:t>
+            </w:r>
+            <w:r>
+              <w:rPr>
+                <w:rFonts w:asciiTheme="minorHAnsi" w:eastAsiaTheme="minorEastAsia" w:hAnsiTheme="minorHAnsi" w:cstheme="minorBidi"/>
+                <w:noProof/>
+                <w:kern w:val="2"/>
+                <w:lang w:eastAsia="hu-HU"/>
+                <w14:ligatures w14:val="standardContextual"/>
+              </w:rPr>
+              <w:tab/>
+            </w:r>
+            <w:r>
+              <w:rPr>
+                <w:rStyle w:val="Hiperhivatkozs"/>
+                <w:noProof/>
+                <w:shd w:val="clear" w:color="auto" w:fill="FFFFD7"/>
+              </w:rPr>
+              <w:t>A megoldás részletes ismertetése</w:t>
+            </w:r>
+            <w:r>
+              <w:rPr>
+                <w:noProof/>
+              </w:rPr>
+              <w:tab/>
+            </w:r>
+            <w:r>
+              <w:rPr>
+                <w:noProof/>
+              </w:rPr>
+              <w:fldChar w:fldCharType="begin"/>
+            </w:r>
+            <w:r>
+              <w:rPr>
+                <w:noProof/>
+              </w:rPr>
+              <w:instrText xml:space="preserve"> PAGEREF _Toc231339014 \h </w:instrText>
+            </w:r>
+            <w:r>
+              <w:rPr>
+                <w:noProof/>
+              </w:rPr>
+            </w:r>
+            <w:r>
+              <w:rPr>
+                <w:noProof/>
+              </w:rPr>
+              <w:fldChar w:fldCharType="separate"/>
+            </w:r>
+            <w:r>
+              <w:rPr>
+                <w:noProof/>
+              </w:rPr>
+              <w:t>4</w:t>
+            </w:r>
+            <w:r>
+              <w:rPr>
+                <w:noProof/>
+              </w:rPr>
+              <w:fldChar w:fldCharType="end"/>
+            </w:r>
+          </w:hyperlink>
+        </w:p>
+        <w:p>
+          <w:pPr>
+            <w:pStyle w:val="TJ1"/>
+            <w:tabs>
+              <w:tab w:val="left" w:pos="480"/>
+            </w:tabs>
+            <w:rPr>
+              <w:rFonts w:asciiTheme="minorHAnsi" w:eastAsiaTheme="minorEastAsia" w:hAnsiTheme="minorHAnsi" w:cstheme="minorBidi"/>
+              <w:noProof/>
+              <w:kern w:val="2"/>
+              <w:lang w:eastAsia="hu-HU"/>
+              <w14:ligatures w14:val="standardContextual"/>
+            </w:rPr>
+          </w:pPr>
+          <w:hyperlink w:anchor="_Toc231339015" w:history="1">
+            <w:r>
+              <w:rPr>
+                <w:rStyle w:val="Hiperhivatkozs"/>
+                <w:noProof/>
+              </w:rPr>
+              <w:t>4.</w:t>
+            </w:r>
+            <w:r>
+              <w:rPr>
+                <w:rFonts w:asciiTheme="minorHAnsi" w:eastAsiaTheme="minorEastAsia" w:hAnsiTheme="minorHAnsi" w:cstheme="minorBidi"/>
+                <w:noProof/>
+                <w:kern w:val="2"/>
+                <w:lang w:eastAsia="hu-HU"/>
+                <w14:ligatures w14:val="standardContextual"/>
+              </w:rPr>
+              <w:tab/>
+            </w:r>
+            <w:r>
+              <w:rPr>
+                <w:rStyle w:val="Hiperhivatkozs"/>
+                <w:noProof/>
+              </w:rPr>
+              <w:t>Futási példák</w:t>
+            </w:r>
+            <w:r>
+              <w:rPr>
+                <w:noProof/>
+              </w:rPr>
+              <w:tab/>
+            </w:r>
+            <w:r>
+              <w:rPr>
+                <w:noProof/>
+              </w:rPr>
+              <w:fldChar w:fldCharType="begin"/>
+            </w:r>
+            <w:r>
+              <w:rPr>
+                <w:noProof/>
+              </w:rPr>
+              <w:instrText xml:space="preserve"> PAGEREF _Toc231339015 \h </w:instrText>
+            </w:r>
+            <w:r>
+              <w:rPr>
+                <w:noProof/>
+              </w:rPr>
+            </w:r>
+            <w:r>
+              <w:rPr>
+                <w:noProof/>
+              </w:rPr>
+              <w:fldChar w:fldCharType="separate"/>
+            </w:r>
+            <w:r>
+              <w:rPr>
+                <w:noProof/>
+              </w:rPr>
+              <w:t>7</w:t>
+            </w:r>
+            <w:r>
+              <w:rPr>
+                <w:noProof/>
+              </w:rPr>
+              <w:fldChar w:fldCharType="end"/>
+            </w:r>
+          </w:hyperlink>
+        </w:p>
+        <w:p>
+          <w:pPr>
+            <w:pStyle w:val="TJ1"/>
+            <w:tabs>
+              <w:tab w:val="left" w:pos="480"/>
+            </w:tabs>
+            <w:rPr>
+              <w:rFonts w:asciiTheme="minorHAnsi" w:eastAsiaTheme="minorEastAsia" w:hAnsiTheme="minorHAnsi" w:cstheme="minorBidi"/>
+              <w:noProof/>
+              <w:kern w:val="2"/>
+              <w:lang w:eastAsia="hu-HU"/>
+              <w14:ligatures w14:val="standardContextual"/>
+            </w:rPr>
+          </w:pPr>
+          <w:hyperlink w:anchor="_Toc231339016" w:history="1">
+            <w:r>
+              <w:rPr>
+                <w:rStyle w:val="Hiperhivatkozs"/>
+                <w:noProof/>
+              </w:rPr>
+              <w:t>5.</w:t>
+            </w:r>
+            <w:r>
+              <w:rPr>
+                <w:rFonts w:asciiTheme="minorHAnsi" w:eastAsiaTheme="minorEastAsia" w:hAnsiTheme="minorHAnsi" w:cstheme="minorBidi"/>
+                <w:noProof/>
+                <w:kern w:val="2"/>
+                <w:lang w:eastAsia="hu-HU"/>
+                <w14:ligatures w14:val="standardContextual"/>
+              </w:rPr>
+              <w:tab/>
+            </w:r>
+            <w:r>
+              <w:rPr>
+                <w:rStyle w:val="Hiperhivatkozs"/>
+                <w:noProof/>
+              </w:rPr>
+              <w:t>A megoldás értékelése</w:t>
+            </w:r>
+            <w:r>
+              <w:rPr>
+                <w:noProof/>
+              </w:rPr>
+              <w:tab/>
+            </w:r>
+            <w:r>
+              <w:rPr>
+                <w:noProof/>
+              </w:rPr>
+              <w:fldChar w:fldCharType="begin"/>
+            </w:r>
+            <w:r>
+              <w:rPr>
+                <w:noProof/>
+              </w:rPr>
+              <w:instrText xml:space="preserve"> PAGEREF _Toc231339016 \h </w:instrText>
+            </w:r>
+            <w:r>
+              <w:rPr>
+                <w:noProof/>
+              </w:rPr>
+            </w:r>
+            <w:r>
+              <w:rPr>
+                <w:noProof/>
+              </w:rPr>
+              <w:fldChar w:fldCharType="separate"/>
+            </w:r>
+            <w:r>
+              <w:rPr>
+                <w:noProof/>
+              </w:rPr>
+              <w:t>8</w:t>
+            </w:r>
+            <w:r>
+              <w:rPr>
+                <w:noProof/>
+              </w:rPr>
+              <w:fldChar w:fldCharType="end"/>
+            </w:r>
+          </w:hyperlink>
+        </w:p>
+        <w:p>
+          <w:pPr>
+            <w:pStyle w:val="TJ1"/>
+            <w:tabs>
+              <w:tab w:val="left" w:pos="480"/>
+            </w:tabs>
+            <w:rPr>
+              <w:rFonts w:asciiTheme="minorHAnsi" w:eastAsiaTheme="minorEastAsia" w:hAnsiTheme="minorHAnsi" w:cstheme="minorBidi"/>
+              <w:noProof/>
+              <w:kern w:val="2"/>
+              <w:lang w:eastAsia="hu-HU"/>
+              <w14:ligatures w14:val="standardContextual"/>
+            </w:rPr>
+          </w:pPr>
+          <w:hyperlink w:anchor="_Toc231339017" w:history="1">
+            <w:r>
+              <w:rPr>
+                <w:rStyle w:val="Hiperhivatkozs"/>
+                <w:noProof/>
+              </w:rPr>
+              <w:t>6.</w:t>
+            </w:r>
+            <w:r>
+              <w:rPr>
+                <w:rFonts w:asciiTheme="minorHAnsi" w:eastAsiaTheme="minorEastAsia" w:hAnsiTheme="minorHAnsi" w:cstheme="minorBidi"/>
+                <w:noProof/>
+                <w:kern w:val="2"/>
+                <w:lang w:eastAsia="hu-HU"/>
+                <w14:ligatures w14:val="standardContextual"/>
+              </w:rPr>
+              <w:tab/>
+            </w:r>
+            <w:r>
+              <w:rPr>
+                <w:rStyle w:val="Hiperhivatkozs"/>
+                <w:noProof/>
+              </w:rPr>
+              <w:t>Hivatkozások</w:t>
+            </w:r>
+            <w:r>
+              <w:rPr>
+                <w:noProof/>
+              </w:rPr>
+              <w:tab/>
+            </w:r>
+            <w:r>
+              <w:rPr>
+                <w:noProof/>
+              </w:rPr>
+              <w:fldChar w:fldCharType="begin"/>
+            </w:r>
+            <w:r>
+              <w:rPr>
+                <w:noProof/>
+              </w:rPr>
+              <w:instrText xml:space="preserve"> PAGEREF _Toc231339017 \h </w:instrText>
+            </w:r>
+            <w:r>
+              <w:rPr>
+                <w:noProof/>
+              </w:rPr>
+            </w:r>
+            <w:r>
+              <w:rPr>
+                <w:noProof/>
+              </w:rPr>
+              <w:fldChar w:fldCharType="separate"/>
+            </w:r>
+            <w:r>
+              <w:rPr>
+                <w:noProof/>
+              </w:rPr>
+              <w:t>9</w:t>
+            </w:r>
+            <w:r>
+              <w:rPr>
+                <w:noProof/>
+              </w:rPr>
+              <w:fldChar w:fldCharType="end"/>
             </w:r>
           </w:hyperlink>
         </w:p>
@@ -469,141 +1002,6 @@
               <w:tab w:val="right" w:leader="dot" w:pos="9920"/>
             </w:tabs>
           </w:pPr>
-          <w:hyperlink w:anchor="__RefHeading___Toc535_2373038064">
-            <w:r>
-              <w:rPr>
-                <w:rStyle w:val="IndexLink"/>
-              </w:rPr>
-              <w:t>2. Adatok (törölje ezt a fejezetet a doksiból, ha nem releváns)</w:t>
-            </w:r>
-            <w:r>
-              <w:rPr>
-                <w:rStyle w:val="IndexLink"/>
-              </w:rPr>
-              <w:tab/>
-              <w:t>3</w:t>
-            </w:r>
-          </w:hyperlink>
-        </w:p>
-        <w:p>
-          <w:pPr>
-            <w:pStyle w:val="TJ1"/>
-            <w:tabs>
-              <w:tab w:val="clear" w:pos="9921"/>
-              <w:tab w:val="right" w:leader="dot" w:pos="9920"/>
-            </w:tabs>
-          </w:pPr>
-          <w:hyperlink w:anchor="__RefHeading___Toc295_36600689721">
-            <w:r>
-              <w:rPr>
-                <w:rStyle w:val="IndexLink"/>
-              </w:rPr>
-              <w:t>3. A megoldás részletes ismertetése</w:t>
-            </w:r>
-            <w:r>
-              <w:rPr>
-                <w:rStyle w:val="IndexLink"/>
-              </w:rPr>
-              <w:tab/>
-              <w:t>4</w:t>
-            </w:r>
-          </w:hyperlink>
-        </w:p>
-        <w:p>
-          <w:pPr>
-            <w:pStyle w:val="TJ1"/>
-            <w:tabs>
-              <w:tab w:val="clear" w:pos="9921"/>
-              <w:tab w:val="right" w:leader="dot" w:pos="9920"/>
-            </w:tabs>
-          </w:pPr>
-          <w:hyperlink w:anchor="__RefHeading___Toc295_36600689722">
-            <w:r>
-              <w:rPr>
-                <w:rStyle w:val="IndexLink"/>
-              </w:rPr>
-              <w:t>4. Futási példák</w:t>
-            </w:r>
-            <w:r>
-              <w:rPr>
-                <w:rStyle w:val="IndexLink"/>
-              </w:rPr>
-              <w:tab/>
-              <w:t>5</w:t>
-            </w:r>
-          </w:hyperlink>
-        </w:p>
-        <w:p>
-          <w:pPr>
-            <w:pStyle w:val="TJ1"/>
-            <w:tabs>
-              <w:tab w:val="clear" w:pos="9921"/>
-              <w:tab w:val="right" w:leader="dot" w:pos="9920"/>
-            </w:tabs>
-          </w:pPr>
-          <w:hyperlink w:anchor="__RefHeading___Toc295_36600689723">
-            <w:r>
-              <w:rPr>
-                <w:rStyle w:val="IndexLink"/>
-              </w:rPr>
-              <w:t>5. A megoldás értékelése</w:t>
-            </w:r>
-            <w:r>
-              <w:rPr>
-                <w:rStyle w:val="IndexLink"/>
-              </w:rPr>
-              <w:tab/>
-              <w:t>6</w:t>
-            </w:r>
-          </w:hyperlink>
-        </w:p>
-        <w:p>
-          <w:pPr>
-            <w:pStyle w:val="TJ1"/>
-            <w:tabs>
-              <w:tab w:val="clear" w:pos="9921"/>
-              <w:tab w:val="right" w:leader="dot" w:pos="9920"/>
-            </w:tabs>
-          </w:pPr>
-          <w:hyperlink w:anchor="__RefHeading___Toc295_36600689724">
-            <w:r>
-              <w:rPr>
-                <w:rStyle w:val="IndexLink"/>
-              </w:rPr>
-              <w:t>6. Hivatkozások</w:t>
-            </w:r>
-            <w:r>
-              <w:rPr>
-                <w:rStyle w:val="IndexLink"/>
-              </w:rPr>
-              <w:tab/>
-              <w:t>7</w:t>
-            </w:r>
-          </w:hyperlink>
-        </w:p>
-        <w:p>
-          <w:pPr>
-            <w:pStyle w:val="TJ1"/>
-            <w:tabs>
-              <w:tab w:val="clear" w:pos="9921"/>
-              <w:tab w:val="right" w:leader="dot" w:pos="9920"/>
-            </w:tabs>
-          </w:pPr>
-          <w:hyperlink w:anchor="__RefHeading___Toc295_36600689725">
-            <w:r>
-              <w:rPr>
-                <w:rStyle w:val="IndexLink"/>
-              </w:rPr>
-              <w:t>7. Mellékletek (törölje ezt a fejezetet, ha nincsenek)</w:t>
-            </w:r>
-            <w:r>
-              <w:rPr>
-                <w:rStyle w:val="IndexLink"/>
-              </w:rPr>
-              <w:tab/>
-              <w:t>8</w:t>
-            </w:r>
-          </w:hyperlink>
           <w:r>
             <w:rPr>
               <w:rStyle w:val="IndexLink"/>
@@ -636,12 +1034,12 @@
         <w:spacing w:before="0"/>
         <w:ind w:left="0" w:firstLine="0"/>
       </w:pPr>
-      <w:bookmarkStart w:id="0" w:name="__RefHeading___Toc295_3660068972"/>
-      <w:bookmarkEnd w:id="0"/>
+      <w:bookmarkStart w:id="1" w:name="_Toc231339012"/>
       <w:r>
         <w:lastRenderedPageBreak/>
         <w:t>A feladat rövid ismertetése</w:t>
       </w:r>
+      <w:bookmarkEnd w:id="1"/>
     </w:p>
     <w:p>
       <w:pPr>
@@ -1493,12 +1891,12 @@
         <w:spacing w:before="0"/>
         <w:ind w:left="0" w:firstLine="0"/>
       </w:pPr>
-      <w:bookmarkStart w:id="1" w:name="__RefHeading___Toc535_2373038064"/>
-      <w:bookmarkEnd w:id="1"/>
+      <w:bookmarkStart w:id="2" w:name="_Toc231339013"/>
       <w:r>
         <w:lastRenderedPageBreak/>
         <w:t>Adatok</w:t>
       </w:r>
+      <w:bookmarkEnd w:id="2"/>
     </w:p>
     <w:p>
       <w:pPr>
@@ -1772,7 +2170,25 @@
           <w:szCs w:val="22"/>
           <w:shd w:val="clear" w:color="auto" w:fill="FFFFD7"/>
         </w:rPr>
-        <w:t>": "https://www.bme.hu/esemenyek/horizon-nap-2026", "title": "Fő navigáció", "</w:t>
+        <w:t>": "https://www.bme.hu/esemenyek/horizon-nap-2026", "</w:t>
+      </w:r>
+      <w:proofErr w:type="spellStart"/>
+      <w:r>
+        <w:rPr>
+          <w:sz w:val="22"/>
+          <w:szCs w:val="22"/>
+          <w:shd w:val="clear" w:color="auto" w:fill="FFFFD7"/>
+        </w:rPr>
+        <w:t>title</w:t>
+      </w:r>
+      <w:proofErr w:type="spellEnd"/>
+      <w:r>
+        <w:rPr>
+          <w:sz w:val="22"/>
+          <w:szCs w:val="22"/>
+          <w:shd w:val="clear" w:color="auto" w:fill="FFFFD7"/>
+        </w:rPr>
+        <w:t>": "Fő navigáció", "</w:t>
       </w:r>
       <w:proofErr w:type="spellStart"/>
       <w:r>
@@ -2104,8 +2520,7 @@
           <w:shd w:val="clear" w:color="auto" w:fill="FFFFD7"/>
         </w:rPr>
       </w:pPr>
-      <w:bookmarkStart w:id="2" w:name="__RefHeading___Toc295_36600689721"/>
-      <w:bookmarkEnd w:id="2"/>
+      <w:bookmarkStart w:id="3" w:name="_Toc231339014"/>
       <w:r>
         <w:rPr>
           <w:shd w:val="clear" w:color="auto" w:fill="FFFFD7"/>
@@ -2113,6 +2528,7 @@
         <w:lastRenderedPageBreak/>
         <w:t>A megoldás részletes ismertetése</w:t>
       </w:r>
+      <w:bookmarkEnd w:id="3"/>
     </w:p>
     <w:p>
       <w:pPr>
@@ -2261,6 +2677,105 @@
         <w:pStyle w:val="Szvegtrzs"/>
       </w:pPr>
       <w:r>
+        <w:rPr>
+          <w:noProof/>
+        </w:rPr>
+        <w:pict w14:anchorId="46EE14C3">
+          <v:shapetype id="_x0000_t202" coordsize="21600,21600" o:spt="202" path="m,l,21600r21600,l21600,xe">
+            <v:stroke joinstyle="miter"/>
+            <v:path gradientshapeok="t" o:connecttype="rect"/>
+          </v:shapetype>
+          <v:shape id="_x0000_s2050" type="#_x0000_t202" style="position:absolute;margin-left:8.55pt;margin-top:195.65pt;width:478pt;height:25.8pt;z-index:251660288;mso-position-horizontal-relative:text;mso-position-vertical-relative:text" stroked="f">
+            <v:textbox inset="0,0,0,0">
+              <w:txbxContent>
+                <w:p>
+                  <w:pPr>
+                    <w:pStyle w:val="Kpalrs"/>
+                    <w:jc w:val="center"/>
+                    <w:rPr>
+                      <w:rFonts w:cs="Times New Roman"/>
+                    </w:rPr>
+                  </w:pPr>
+                  <w:r>
+                    <w:fldChar w:fldCharType="begin"/>
+                  </w:r>
+                  <w:r>
+                    <w:instrText xml:space="preserve"> SEQ ábra \* ARABIC </w:instrText>
+                  </w:r>
+                  <w:r>
+                    <w:fldChar w:fldCharType="separate"/>
+                  </w:r>
+                  <w:r>
+                    <w:rPr>
+                      <w:noProof/>
+                    </w:rPr>
+                    <w:t>1</w:t>
+                  </w:r>
+                  <w:r>
+                    <w:fldChar w:fldCharType="end"/>
+                  </w:r>
+                  <w:r>
+                    <w:t>. ábra - n8n felépítése</w:t>
+                  </w:r>
+                </w:p>
+              </w:txbxContent>
+            </v:textbox>
+            <w10:wrap type="topAndBottom"/>
+          </v:shape>
+        </w:pict>
+      </w:r>
+      <w:r>
+        <w:drawing>
+          <wp:anchor distT="0" distB="0" distL="114300" distR="114300" simplePos="0" relativeHeight="251654656" behindDoc="0" locked="0" layoutInCell="1" allowOverlap="1" wp14:anchorId="1449AC6D" wp14:editId="46CF19E0">
+            <wp:simplePos x="0" y="0"/>
+            <wp:positionH relativeFrom="column">
+              <wp:posOffset>108865</wp:posOffset>
+            </wp:positionH>
+            <wp:positionV relativeFrom="paragraph">
+              <wp:posOffset>952500</wp:posOffset>
+            </wp:positionV>
+            <wp:extent cx="6071191" cy="1486435"/>
+            <wp:effectExtent l="0" t="0" r="0" b="0"/>
+            <wp:wrapTopAndBottom/>
+            <wp:docPr id="1426235927" name="Kép 1"/>
+            <wp:cNvGraphicFramePr>
+              <a:graphicFrameLocks xmlns:a="http://schemas.openxmlformats.org/drawingml/2006/main" noChangeAspect="1"/>
+            </wp:cNvGraphicFramePr>
+            <a:graphic xmlns:a="http://schemas.openxmlformats.org/drawingml/2006/main">
+              <a:graphicData uri="http://schemas.openxmlformats.org/drawingml/2006/picture">
+                <pic:pic xmlns:pic="http://schemas.openxmlformats.org/drawingml/2006/picture">
+                  <pic:nvPicPr>
+                    <pic:cNvPr id="1426235927" name=""/>
+                    <pic:cNvPicPr/>
+                  </pic:nvPicPr>
+                  <pic:blipFill>
+                    <a:blip r:embed="rId7">
+                      <a:extLst>
+                        <a:ext uri="{28A0092B-C50C-407E-A947-70E740481C1C}">
+                          <a14:useLocalDpi xmlns:a14="http://schemas.microsoft.com/office/drawing/2010/main" val="0"/>
+                        </a:ext>
+                      </a:extLst>
+                    </a:blip>
+                    <a:stretch>
+                      <a:fillRect/>
+                    </a:stretch>
+                  </pic:blipFill>
+                  <pic:spPr>
+                    <a:xfrm>
+                      <a:off x="0" y="0"/>
+                      <a:ext cx="6071191" cy="1486435"/>
+                    </a:xfrm>
+                    <a:prstGeom prst="rect">
+                      <a:avLst/>
+                    </a:prstGeom>
+                  </pic:spPr>
+                </pic:pic>
+              </a:graphicData>
+            </a:graphic>
+          </wp:anchor>
+        </w:drawing>
+      </w:r>
+      <w:r>
         <w:t xml:space="preserve">A </w:t>
       </w:r>
       <w:proofErr w:type="spellStart"/>
@@ -2342,6 +2857,17 @@
       <w:r>
         <w:noBreakHyphen/>
         <w:t>struktúrákat ad vissza.</w:t>
+      </w:r>
+      <w:r>
+        <w:t xml:space="preserve"> Ezt a </w:t>
+      </w:r>
+      <w:proofErr w:type="spellStart"/>
+      <w:r>
+        <w:t>folymatot</w:t>
+      </w:r>
+      <w:proofErr w:type="spellEnd"/>
+      <w:r>
+        <w:t xml:space="preserve"> ábrázolja az 1. ábra.</w:t>
       </w:r>
     </w:p>
     <w:p>
@@ -2671,7 +3197,11 @@
       </w:r>
       <w:proofErr w:type="spellEnd"/>
       <w:r>
-        <w:t xml:space="preserve"> logika képes a magyar nyelvű dátumok felismerésére és normalizálására, valamint szükség esetén automatikusan átvált a részletes eseményoldalra, ha a gyűjtőoldalon nem található elegendő információ.</w:t>
+        <w:t xml:space="preserve"> logika képes a magyar nyelvű dátumok felismerésére és </w:t>
+      </w:r>
+      <w:r>
+        <w:lastRenderedPageBreak/>
+        <w:t>normalizálására, valamint szükség esetén automatikusan átvált a részletes eseményoldalra, ha a gyűjtőoldalon nem található elegendő információ.</w:t>
       </w:r>
     </w:p>
     <w:p>
@@ -2816,7 +3346,6 @@
         </w:numPr>
       </w:pPr>
       <w:r>
-        <w:lastRenderedPageBreak/>
         <w:t xml:space="preserve">Biztonságos </w:t>
       </w:r>
       <w:proofErr w:type="spellStart"/>
@@ -3356,6 +3885,7 @@
       </w:pPr>
       <w:proofErr w:type="spellStart"/>
       <w:r>
+        <w:lastRenderedPageBreak/>
         <w:t>datetime</w:t>
       </w:r>
       <w:proofErr w:type="spellEnd"/>
@@ -3493,7 +4023,6 @@
         <w:pStyle w:val="Szvegtrzs"/>
       </w:pPr>
       <w:r>
-        <w:lastRenderedPageBreak/>
         <w:t xml:space="preserve">A </w:t>
       </w:r>
       <w:proofErr w:type="spellStart"/>
@@ -3611,6 +4140,117 @@
         <w:pStyle w:val="Szvegtrzs"/>
       </w:pPr>
       <w:r>
+        <w:rPr>
+          <w:noProof/>
+        </w:rPr>
+        <w:pict w14:anchorId="0CD53438">
+          <v:shape id="_x0000_s2052" type="#_x0000_t202" style="position:absolute;margin-left:65.5pt;margin-top:243.65pt;width:351.6pt;height:25.75pt;z-index:251663360;mso-position-horizontal-relative:text;mso-position-vertical-relative:text" stroked="f">
+            <v:textbox inset="0,0,0,0">
+              <w:txbxContent>
+                <w:p>
+                  <w:pPr>
+                    <w:pStyle w:val="Kpalrs"/>
+                    <w:jc w:val="center"/>
+                    <w:rPr>
+                      <w:rFonts w:cs="Times New Roman"/>
+                    </w:rPr>
+                  </w:pPr>
+                  <w:r>
+                    <w:fldChar w:fldCharType="begin"/>
+                  </w:r>
+                  <w:r>
+                    <w:instrText xml:space="preserve"> SEQ ábra \* ARABIC </w:instrText>
+                  </w:r>
+                  <w:r>
+                    <w:fldChar w:fldCharType="separate"/>
+                  </w:r>
+                  <w:r>
+                    <w:rPr>
+                      <w:noProof/>
+                    </w:rPr>
+                    <w:t>2</w:t>
+                  </w:r>
+                  <w:r>
+                    <w:fldChar w:fldCharType="end"/>
+                  </w:r>
+                  <w:r>
+                    <w:t xml:space="preserve">. ábra - Hír publikálása </w:t>
+                  </w:r>
+                  <w:proofErr w:type="spellStart"/>
+                  <w:proofErr w:type="gramStart"/>
+                  <w:r>
+                    <w:t>Discord</w:t>
+                  </w:r>
+                  <w:proofErr w:type="spellEnd"/>
+                  <w:r>
+                    <w:t xml:space="preserve"> csatornán</w:t>
+                  </w:r>
+                  <w:proofErr w:type="gramEnd"/>
+                </w:p>
+              </w:txbxContent>
+            </v:textbox>
+            <w10:wrap type="topAndBottom"/>
+          </v:shape>
+        </w:pict>
+      </w:r>
+      <w:r>
+        <w:drawing>
+          <wp:anchor distT="0" distB="0" distL="114300" distR="114300" simplePos="0" relativeHeight="251662848" behindDoc="0" locked="0" layoutInCell="1" allowOverlap="1" wp14:anchorId="6C6BDEDA" wp14:editId="1A04340F">
+            <wp:simplePos x="0" y="0"/>
+            <wp:positionH relativeFrom="column">
+              <wp:posOffset>884895</wp:posOffset>
+            </wp:positionH>
+            <wp:positionV relativeFrom="paragraph">
+              <wp:posOffset>610870</wp:posOffset>
+            </wp:positionV>
+            <wp:extent cx="4518660" cy="2416810"/>
+            <wp:effectExtent l="0" t="0" r="0" b="0"/>
+            <wp:wrapTopAndBottom/>
+            <wp:docPr id="246957772" name="Kép 1"/>
+            <wp:cNvGraphicFramePr>
+              <a:graphicFrameLocks xmlns:a="http://schemas.openxmlformats.org/drawingml/2006/main" noChangeAspect="1"/>
+            </wp:cNvGraphicFramePr>
+            <a:graphic xmlns:a="http://schemas.openxmlformats.org/drawingml/2006/main">
+              <a:graphicData uri="http://schemas.openxmlformats.org/drawingml/2006/picture">
+                <pic:pic xmlns:pic="http://schemas.openxmlformats.org/drawingml/2006/picture">
+                  <pic:nvPicPr>
+                    <pic:cNvPr id="246957772" name=""/>
+                    <pic:cNvPicPr/>
+                  </pic:nvPicPr>
+                  <pic:blipFill>
+                    <a:blip r:embed="rId8">
+                      <a:extLst>
+                        <a:ext uri="{28A0092B-C50C-407E-A947-70E740481C1C}">
+                          <a14:useLocalDpi xmlns:a14="http://schemas.microsoft.com/office/drawing/2010/main" val="0"/>
+                        </a:ext>
+                      </a:extLst>
+                    </a:blip>
+                    <a:stretch>
+                      <a:fillRect/>
+                    </a:stretch>
+                  </pic:blipFill>
+                  <pic:spPr>
+                    <a:xfrm>
+                      <a:off x="0" y="0"/>
+                      <a:ext cx="4518660" cy="2416810"/>
+                    </a:xfrm>
+                    <a:prstGeom prst="rect">
+                      <a:avLst/>
+                    </a:prstGeom>
+                  </pic:spPr>
+                </pic:pic>
+              </a:graphicData>
+            </a:graphic>
+            <wp14:sizeRelH relativeFrom="margin">
+              <wp14:pctWidth>0</wp14:pctWidth>
+            </wp14:sizeRelH>
+            <wp14:sizeRelV relativeFrom="margin">
+              <wp14:pctHeight>0</wp14:pctHeight>
+            </wp14:sizeRelV>
+          </wp:anchor>
+        </w:drawing>
+      </w:r>
+      <w:r>
         <w:t>A formázás célja a könnyen olvasható, vizuálisan tagolt, platform</w:t>
       </w:r>
       <w:r>
@@ -3624,6 +4264,12 @@
       <w:proofErr w:type="spellEnd"/>
       <w:r>
         <w:t xml:space="preserve"> felületéhez.</w:t>
+      </w:r>
+      <w:r>
+        <w:rPr>
+          <w:noProof/>
+        </w:rPr>
+        <w:t xml:space="preserve"> </w:t>
       </w:r>
     </w:p>
     <w:p>
@@ -3720,12 +4366,12 @@
         <w:spacing w:before="0"/>
         <w:ind w:left="0" w:firstLine="0"/>
       </w:pPr>
-      <w:bookmarkStart w:id="3" w:name="__RefHeading___Toc295_36600689722"/>
-      <w:bookmarkEnd w:id="3"/>
+      <w:bookmarkStart w:id="4" w:name="_Toc231339015"/>
       <w:r>
         <w:lastRenderedPageBreak/>
         <w:t>Futási példák</w:t>
       </w:r>
+      <w:bookmarkEnd w:id="4"/>
     </w:p>
     <w:p>
       <w:pPr>
@@ -3758,12 +4404,12 @@
         <w:spacing w:before="0"/>
         <w:ind w:left="0" w:firstLine="0"/>
       </w:pPr>
-      <w:bookmarkStart w:id="4" w:name="__RefHeading___Toc295_36600689723"/>
-      <w:bookmarkEnd w:id="4"/>
+      <w:bookmarkStart w:id="5" w:name="_Toc231339016"/>
       <w:r>
         <w:lastRenderedPageBreak/>
         <w:t>A megoldás értékelése</w:t>
       </w:r>
+      <w:bookmarkEnd w:id="5"/>
     </w:p>
     <w:p>
       <w:pPr>
@@ -3951,12 +4597,12 @@
         <w:spacing w:before="0"/>
         <w:ind w:left="0" w:firstLine="0"/>
       </w:pPr>
-      <w:bookmarkStart w:id="5" w:name="__RefHeading___Toc295_36600689724"/>
-      <w:bookmarkEnd w:id="5"/>
+      <w:bookmarkStart w:id="6" w:name="_Toc231339017"/>
       <w:r>
         <w:lastRenderedPageBreak/>
         <w:t>Hivatkozások</w:t>
       </w:r>
+      <w:bookmarkEnd w:id="6"/>
     </w:p>
     <w:p>
       <w:pPr>
@@ -3985,56 +4631,12 @@
         </w:rPr>
         <w:t>Itt kell megadni a generatív AI felhasználására vonatkozó nyilatkozatot is (annak releváns részeit). Lásd kari/egyetemi szabályozás!</w:t>
       </w:r>
-      <w:r>
-        <w:br w:type="page"/>
-      </w:r>
-    </w:p>
-    <w:p>
-      <w:pPr>
-        <w:pStyle w:val="Cmsor1"/>
-        <w:numPr>
-          <w:ilvl w:val="0"/>
-          <w:numId w:val="2"/>
-        </w:numPr>
-        <w:tabs>
-          <w:tab w:val="clear" w:pos="720"/>
-          <w:tab w:val="left" w:pos="542"/>
-        </w:tabs>
-        <w:spacing w:before="0"/>
-        <w:ind w:left="0" w:firstLine="0"/>
-      </w:pPr>
-      <w:bookmarkStart w:id="6" w:name="__RefHeading___Toc295_36600689725"/>
-      <w:bookmarkEnd w:id="6"/>
-      <w:r>
-        <w:lastRenderedPageBreak/>
-        <w:t>Mellékletek</w:t>
-      </w:r>
-      <w:r>
-        <w:rPr>
-          <w:shd w:val="clear" w:color="auto" w:fill="FFFFD7"/>
-        </w:rPr>
-        <w:t xml:space="preserve"> (törölje ezt a fejezetet, ha nincsenek)</w:t>
-      </w:r>
-    </w:p>
-    <w:p>
-      <w:pPr>
-        <w:pStyle w:val="Szvegtrzs"/>
-        <w:rPr>
-          <w:shd w:val="clear" w:color="auto" w:fill="FFFFD7"/>
-        </w:rPr>
-      </w:pPr>
-      <w:r>
-        <w:rPr>
-          <w:shd w:val="clear" w:color="auto" w:fill="FFFFD7"/>
-        </w:rPr>
-        <w:t>Ha hosszabb futási példákat, kódrészleteket, adatok leírását stb. szeretne mellékelni.</w:t>
-      </w:r>
     </w:p>
     <w:sectPr>
-      <w:headerReference w:type="default" r:id="rId7"/>
-      <w:footerReference w:type="default" r:id="rId8"/>
-      <w:headerReference w:type="first" r:id="rId9"/>
-      <w:footerReference w:type="first" r:id="rId10"/>
+      <w:headerReference w:type="default" r:id="rId9"/>
+      <w:footerReference w:type="default" r:id="rId10"/>
+      <w:headerReference w:type="first" r:id="rId11"/>
+      <w:footerReference w:type="first" r:id="rId12"/>
       <w:pgSz w:w="11906" w:h="16838"/>
       <w:pgMar w:top="1134" w:right="851" w:bottom="1134" w:left="1134" w:header="709" w:footer="709" w:gutter="0"/>
       <w:cols w:space="708"/>
@@ -4078,7 +4680,7 @@
         <w:noProof/>
       </w:rPr>
       <w:pict w14:anchorId="6D6FA226">
-        <v:rect id="Frame1" o:spid="_x0000_s1025" style="position:absolute;margin-left:-89.7pt;margin-top:.05pt;width:6.35pt;height:14.1pt;z-index:-251659264;visibility:visible;mso-wrap-style:square;mso-wrap-distance-left:0;mso-wrap-distance-top:0;mso-wrap-distance-right:0;mso-wrap-distance-bottom:0;mso-position-horizontal:right;mso-position-horizontal-relative:margin;mso-position-vertical:absolute;mso-position-vertical-relative:text;v-text-anchor:top" o:gfxdata="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" o:allowincell="f" filled="f" stroked="f" strokeweight="0">
+        <v:rect id="Frame1" o:spid="_x0000_s1025" style="position:absolute;margin-left:-134.55pt;margin-top:.05pt;width:6.35pt;height:14.1pt;z-index:-251659264;visibility:visible;mso-wrap-style:square;mso-wrap-distance-left:0;mso-wrap-distance-top:0;mso-wrap-distance-right:0;mso-wrap-distance-bottom:0;mso-position-horizontal:right;mso-position-horizontal-relative:margin;mso-position-vertical:absolute;mso-position-vertical-relative:text;v-text-anchor:top" o:gfxdata="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" o:allowincell="f" filled="f" stroked="f" strokeweight="0">
           <v:textbox inset="0,0,0,0">
             <w:txbxContent>
               <w:p>
@@ -4205,7 +4807,7 @@
         <w:noProof/>
       </w:rPr>
       <w:pict w14:anchorId="2CAAE7CF">
-        <v:rect id="_x0000_s1026" style="position:absolute;margin-left:-89.7pt;margin-top:.05pt;width:6.35pt;height:14.1pt;z-index:-251658240;visibility:visible;mso-wrap-style:square;mso-wrap-distance-left:0;mso-wrap-distance-top:0;mso-wrap-distance-right:0;mso-wrap-distance-bottom:0;mso-position-horizontal:right;mso-position-horizontal-relative:margin;mso-position-vertical:absolute;mso-position-vertical-relative:text;v-text-anchor:top" o:gfxdata="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" o:allowincell="f" filled="f" stroked="f" strokeweight="0">
+        <v:rect id="_x0000_s1026" style="position:absolute;margin-left:-134.55pt;margin-top:.05pt;width:6.35pt;height:14.1pt;z-index:-251658240;visibility:visible;mso-wrap-style:square;mso-wrap-distance-left:0;mso-wrap-distance-top:0;mso-wrap-distance-right:0;mso-wrap-distance-bottom:0;mso-position-horizontal:right;mso-position-horizontal-relative:margin;mso-position-vertical:absolute;mso-position-vertical-relative:text;v-text-anchor:top" o:gfxdata="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" o:allowincell="f" filled="f" stroked="f" strokeweight="0">
           <v:textbox inset="0,0,0,0">
             <w:txbxContent>
               <w:p>
@@ -6281,6 +6883,7 @@
   <w:style w:type="character" w:default="1" w:styleId="Bekezdsalapbettpusa">
     <w:name w:val="Default Paragraph Font"/>
     <w:uiPriority w:val="1"/>
+    <w:semiHidden/>
     <w:unhideWhenUsed/>
   </w:style>
   <w:style w:type="table" w:default="1" w:styleId="Normltblzat">
@@ -7178,6 +7781,7 @@
   </w:style>
   <w:style w:type="character" w:styleId="Hiperhivatkozs">
     <w:name w:val="Hyperlink"/>
+    <w:uiPriority w:val="99"/>
     <w:rPr>
       <w:color w:val="0000FF"/>
       <w:u w:val="single"/>
@@ -7584,6 +8188,7 @@
   <w:style w:type="paragraph" w:styleId="TJ1">
     <w:name w:val="toc 1"/>
     <w:basedOn w:val="Index"/>
+    <w:uiPriority w:val="39"/>
     <w:pPr>
       <w:tabs>
         <w:tab w:val="right" w:leader="dot" w:pos="9921"/>

--- a/Nagypál Márton Péter - AI-vezérelt tartalomgeneráló workflow.docx
+++ b/Nagypál Márton Péter - AI-vezérelt tartalomgeneráló workflow.docx
@@ -2725,8 +2725,11 @@
         </w:pict>
       </w:r>
       <w:r>
+        <w:rPr>
+          <w:noProof/>
+        </w:rPr>
         <w:drawing>
-          <wp:anchor distT="0" distB="0" distL="114300" distR="114300" simplePos="0" relativeHeight="251654656" behindDoc="0" locked="0" layoutInCell="1" allowOverlap="1" wp14:anchorId="1449AC6D" wp14:editId="46CF19E0">
+          <wp:anchor distT="0" distB="0" distL="114300" distR="114300" simplePos="0" relativeHeight="251654144" behindDoc="0" locked="0" layoutInCell="1" allowOverlap="1" wp14:anchorId="1449AC6D" wp14:editId="6FB6C390">
             <wp:simplePos x="0" y="0"/>
             <wp:positionH relativeFrom="column">
               <wp:posOffset>108865</wp:posOffset>
@@ -4144,7 +4147,7 @@
           <w:noProof/>
         </w:rPr>
         <w:pict w14:anchorId="0CD53438">
-          <v:shape id="_x0000_s2052" type="#_x0000_t202" style="position:absolute;margin-left:65.5pt;margin-top:243.65pt;width:351.6pt;height:25.75pt;z-index:251663360;mso-position-horizontal-relative:text;mso-position-vertical-relative:text" stroked="f">
+          <v:shape id="_x0000_s2052" type="#_x0000_t202" style="position:absolute;margin-left:65.5pt;margin-top:243.65pt;width:351.6pt;height:25.75pt;z-index:251661312;mso-position-horizontal-relative:text;mso-position-vertical-relative:text" stroked="f">
             <v:textbox inset="0,0,0,0">
               <w:txbxContent>
                 <w:p>
@@ -4194,8 +4197,11 @@
         </w:pict>
       </w:r>
       <w:r>
+        <w:rPr>
+          <w:noProof/>
+        </w:rPr>
         <w:drawing>
-          <wp:anchor distT="0" distB="0" distL="114300" distR="114300" simplePos="0" relativeHeight="251662848" behindDoc="0" locked="0" layoutInCell="1" allowOverlap="1" wp14:anchorId="6C6BDEDA" wp14:editId="1A04340F">
+          <wp:anchor distT="0" distB="0" distL="114300" distR="114300" simplePos="0" relativeHeight="251655168" behindDoc="0" locked="0" layoutInCell="1" allowOverlap="1" wp14:anchorId="6C6BDEDA" wp14:editId="3FC69252">
             <wp:simplePos x="0" y="0"/>
             <wp:positionH relativeFrom="column">
               <wp:posOffset>884895</wp:posOffset>
@@ -4375,16 +4381,672 @@
     </w:p>
     <w:p>
       <w:pPr>
-        <w:pStyle w:val="Szvegtrzs"/>
-        <w:rPr>
-          <w:shd w:val="clear" w:color="auto" w:fill="FFFFD7"/>
-        </w:rPr>
-      </w:pPr>
-      <w:r>
-        <w:rPr>
-          <w:shd w:val="clear" w:color="auto" w:fill="FFFFD7"/>
-        </w:rPr>
-        <w:t>A leadott megoldás működésének bemutatása képernyőképekkel és rövid szöveges magyarázatokkal.</w:t>
+        <w:pStyle w:val="NormlWeb"/>
+      </w:pPr>
+      <w:r>
+        <w:t xml:space="preserve">A példák egy teljes, sikeres </w:t>
+      </w:r>
+      <w:proofErr w:type="spellStart"/>
+      <w:r>
+        <w:t>workflow</w:t>
+      </w:r>
+      <w:proofErr w:type="spellEnd"/>
+      <w:r>
+        <w:noBreakHyphen/>
+        <w:t>futást illusztrálnak, amely során a rendszer híreket és eseményeket dolgozott fel a BME és a TMIT honlapjairól, majd azokat a megfelelő logika szerint publikálta vagy jóváhagyásra küldte.</w:t>
+      </w:r>
+    </w:p>
+    <w:p>
+      <w:pPr>
+        <w:pStyle w:val="Cmsor2"/>
+      </w:pPr>
+      <w:r>
+        <w:rPr>
+          <w:rStyle w:val="Kiemels2"/>
+          <w:b/>
+          <w:bCs/>
+        </w:rPr>
+        <w:t xml:space="preserve">A </w:t>
+      </w:r>
+      <w:proofErr w:type="spellStart"/>
+      <w:r>
+        <w:rPr>
+          <w:rStyle w:val="Kiemels2"/>
+          <w:b/>
+          <w:bCs/>
+        </w:rPr>
+        <w:t>workflow</w:t>
+      </w:r>
+      <w:proofErr w:type="spellEnd"/>
+      <w:r>
+        <w:rPr>
+          <w:rStyle w:val="Kiemels2"/>
+          <w:b/>
+          <w:bCs/>
+        </w:rPr>
+        <w:t xml:space="preserve"> futása n8n-ben</w:t>
+      </w:r>
+    </w:p>
+    <w:p>
+      <w:pPr>
+        <w:pStyle w:val="NormlWeb"/>
+      </w:pPr>
+      <w:r>
+        <w:drawing>
+          <wp:anchor distT="0" distB="0" distL="114300" distR="114300" simplePos="0" relativeHeight="251656192" behindDoc="0" locked="0" layoutInCell="1" allowOverlap="1" wp14:anchorId="75AA60D1" wp14:editId="47BC9C19">
+            <wp:simplePos x="0" y="0"/>
+            <wp:positionH relativeFrom="column">
+              <wp:posOffset>-423</wp:posOffset>
+            </wp:positionH>
+            <wp:positionV relativeFrom="paragraph">
+              <wp:posOffset>136948</wp:posOffset>
+            </wp:positionV>
+            <wp:extent cx="6299835" cy="1362710"/>
+            <wp:effectExtent l="0" t="0" r="0" b="0"/>
+            <wp:wrapTopAndBottom/>
+            <wp:docPr id="130949842" name="Kép 1"/>
+            <wp:cNvGraphicFramePr>
+              <a:graphicFrameLocks xmlns:a="http://schemas.openxmlformats.org/drawingml/2006/main" noChangeAspect="1"/>
+            </wp:cNvGraphicFramePr>
+            <a:graphic xmlns:a="http://schemas.openxmlformats.org/drawingml/2006/main">
+              <a:graphicData uri="http://schemas.openxmlformats.org/drawingml/2006/picture">
+                <pic:pic xmlns:pic="http://schemas.openxmlformats.org/drawingml/2006/picture">
+                  <pic:nvPicPr>
+                    <pic:cNvPr id="130949842" name=""/>
+                    <pic:cNvPicPr/>
+                  </pic:nvPicPr>
+                  <pic:blipFill>
+                    <a:blip r:embed="rId9">
+                      <a:extLst>
+                        <a:ext uri="{28A0092B-C50C-407E-A947-70E740481C1C}">
+                          <a14:useLocalDpi xmlns:a14="http://schemas.microsoft.com/office/drawing/2010/main" val="0"/>
+                        </a:ext>
+                      </a:extLst>
+                    </a:blip>
+                    <a:stretch>
+                      <a:fillRect/>
+                    </a:stretch>
+                  </pic:blipFill>
+                  <pic:spPr>
+                    <a:xfrm>
+                      <a:off x="0" y="0"/>
+                      <a:ext cx="6299835" cy="1362710"/>
+                    </a:xfrm>
+                    <a:prstGeom prst="rect">
+                      <a:avLst/>
+                    </a:prstGeom>
+                  </pic:spPr>
+                </pic:pic>
+              </a:graphicData>
+            </a:graphic>
+          </wp:anchor>
+        </w:drawing>
+      </w:r>
+      <w:r>
+        <w:t xml:space="preserve">A rendszer óránként automatikusan lefut a Schedule </w:t>
+      </w:r>
+      <w:proofErr w:type="spellStart"/>
+      <w:r>
+        <w:t>Trigger</w:t>
+      </w:r>
+      <w:proofErr w:type="spellEnd"/>
+      <w:r>
+        <w:t xml:space="preserve"> segítségével. A képen egy sikeres futás látható, ahol minden </w:t>
+      </w:r>
+      <w:proofErr w:type="spellStart"/>
+      <w:r>
+        <w:t>node</w:t>
+      </w:r>
+      <w:proofErr w:type="spellEnd"/>
+      <w:r>
+        <w:t xml:space="preserve"> hibamentesen lefutott: az AI </w:t>
+      </w:r>
+      <w:proofErr w:type="spellStart"/>
+      <w:r>
+        <w:t>Agent</w:t>
+      </w:r>
+      <w:proofErr w:type="spellEnd"/>
+      <w:r>
+        <w:t xml:space="preserve">, a két JavaScript </w:t>
+      </w:r>
+      <w:proofErr w:type="spellStart"/>
+      <w:r>
+        <w:t>node</w:t>
+      </w:r>
+      <w:proofErr w:type="spellEnd"/>
+      <w:r>
+        <w:t xml:space="preserve">, a </w:t>
+      </w:r>
+      <w:proofErr w:type="spellStart"/>
+      <w:r>
+        <w:t>Switch</w:t>
+      </w:r>
+      <w:proofErr w:type="spellEnd"/>
+      <w:r>
+        <w:t xml:space="preserve">, valamint a </w:t>
+      </w:r>
+      <w:proofErr w:type="spellStart"/>
+      <w:r>
+        <w:t>Discord</w:t>
+      </w:r>
+      <w:proofErr w:type="spellEnd"/>
+      <w:r>
+        <w:noBreakHyphen/>
+        <w:t xml:space="preserve">küldő ágak. Ez igazolja, hogy a </w:t>
+      </w:r>
+      <w:proofErr w:type="spellStart"/>
+      <w:r>
+        <w:t>workflow</w:t>
+      </w:r>
+      <w:proofErr w:type="spellEnd"/>
+      <w:r>
+        <w:t xml:space="preserve"> stabilan működik, és képes a teljes folyamatot emberi beavatkozás nélkül végrehajtani.</w:t>
+      </w:r>
+    </w:p>
+    <w:p>
+      <w:pPr>
+        <w:pStyle w:val="Cmsor2"/>
+      </w:pPr>
+      <w:r>
+        <w:drawing>
+          <wp:anchor distT="0" distB="0" distL="114300" distR="114300" simplePos="0" relativeHeight="251666432" behindDoc="0" locked="0" layoutInCell="1" allowOverlap="1" wp14:anchorId="7F57DD8F" wp14:editId="7D7F03C2">
+            <wp:simplePos x="0" y="0"/>
+            <wp:positionH relativeFrom="column">
+              <wp:posOffset>3178810</wp:posOffset>
+            </wp:positionH>
+            <wp:positionV relativeFrom="paragraph">
+              <wp:posOffset>311150</wp:posOffset>
+            </wp:positionV>
+            <wp:extent cx="3119755" cy="2167890"/>
+            <wp:effectExtent l="0" t="0" r="0" b="0"/>
+            <wp:wrapSquare wrapText="bothSides"/>
+            <wp:docPr id="1692643645" name="Kép 1"/>
+            <wp:cNvGraphicFramePr>
+              <a:graphicFrameLocks xmlns:a="http://schemas.openxmlformats.org/drawingml/2006/main" noChangeAspect="1"/>
+            </wp:cNvGraphicFramePr>
+            <a:graphic xmlns:a="http://schemas.openxmlformats.org/drawingml/2006/main">
+              <a:graphicData uri="http://schemas.openxmlformats.org/drawingml/2006/picture">
+                <pic:pic xmlns:pic="http://schemas.openxmlformats.org/drawingml/2006/picture">
+                  <pic:nvPicPr>
+                    <pic:cNvPr id="1692643645" name=""/>
+                    <pic:cNvPicPr/>
+                  </pic:nvPicPr>
+                  <pic:blipFill>
+                    <a:blip r:embed="rId10" cstate="print">
+                      <a:extLst>
+                        <a:ext uri="{28A0092B-C50C-407E-A947-70E740481C1C}">
+                          <a14:useLocalDpi xmlns:a14="http://schemas.microsoft.com/office/drawing/2010/main" val="0"/>
+                        </a:ext>
+                      </a:extLst>
+                    </a:blip>
+                    <a:stretch>
+                      <a:fillRect/>
+                    </a:stretch>
+                  </pic:blipFill>
+                  <pic:spPr>
+                    <a:xfrm>
+                      <a:off x="0" y="0"/>
+                      <a:ext cx="3119755" cy="2167890"/>
+                    </a:xfrm>
+                    <a:prstGeom prst="rect">
+                      <a:avLst/>
+                    </a:prstGeom>
+                  </pic:spPr>
+                </pic:pic>
+              </a:graphicData>
+            </a:graphic>
+          </wp:anchor>
+        </w:drawing>
+      </w:r>
+      <w:r>
+        <w:drawing>
+          <wp:anchor distT="0" distB="0" distL="114300" distR="114300" simplePos="0" relativeHeight="251658240" behindDoc="0" locked="0" layoutInCell="1" allowOverlap="1" wp14:anchorId="5D795B84" wp14:editId="1FAA9B35">
+            <wp:simplePos x="0" y="0"/>
+            <wp:positionH relativeFrom="column">
+              <wp:posOffset>-254847</wp:posOffset>
+            </wp:positionH>
+            <wp:positionV relativeFrom="paragraph">
+              <wp:posOffset>449156</wp:posOffset>
+            </wp:positionV>
+            <wp:extent cx="3369945" cy="2006600"/>
+            <wp:effectExtent l="0" t="0" r="0" b="0"/>
+            <wp:wrapSquare wrapText="bothSides"/>
+            <wp:docPr id="28174071" name="Kép 1"/>
+            <wp:cNvGraphicFramePr>
+              <a:graphicFrameLocks xmlns:a="http://schemas.openxmlformats.org/drawingml/2006/main" noChangeAspect="1"/>
+            </wp:cNvGraphicFramePr>
+            <a:graphic xmlns:a="http://schemas.openxmlformats.org/drawingml/2006/main">
+              <a:graphicData uri="http://schemas.openxmlformats.org/drawingml/2006/picture">
+                <pic:pic xmlns:pic="http://schemas.openxmlformats.org/drawingml/2006/picture">
+                  <pic:nvPicPr>
+                    <pic:cNvPr id="28174071" name=""/>
+                    <pic:cNvPicPr/>
+                  </pic:nvPicPr>
+                  <pic:blipFill>
+                    <a:blip r:embed="rId11" cstate="print">
+                      <a:extLst>
+                        <a:ext uri="{28A0092B-C50C-407E-A947-70E740481C1C}">
+                          <a14:useLocalDpi xmlns:a14="http://schemas.microsoft.com/office/drawing/2010/main" val="0"/>
+                        </a:ext>
+                      </a:extLst>
+                    </a:blip>
+                    <a:stretch>
+                      <a:fillRect/>
+                    </a:stretch>
+                  </pic:blipFill>
+                  <pic:spPr>
+                    <a:xfrm>
+                      <a:off x="0" y="0"/>
+                      <a:ext cx="3369945" cy="2006600"/>
+                    </a:xfrm>
+                    <a:prstGeom prst="rect">
+                      <a:avLst/>
+                    </a:prstGeom>
+                  </pic:spPr>
+                </pic:pic>
+              </a:graphicData>
+            </a:graphic>
+            <wp14:sizeRelH relativeFrom="margin">
+              <wp14:pctWidth>0</wp14:pctWidth>
+            </wp14:sizeRelH>
+            <wp14:sizeRelV relativeFrom="margin">
+              <wp14:pctHeight>0</wp14:pctHeight>
+            </wp14:sizeRelV>
+          </wp:anchor>
+        </w:drawing>
+      </w:r>
+      <w:r>
+        <w:rPr>
+          <w:rStyle w:val="Kiemels2"/>
+          <w:b/>
+          <w:bCs/>
+        </w:rPr>
+        <w:t xml:space="preserve">Az AI </w:t>
+      </w:r>
+      <w:proofErr w:type="spellStart"/>
+      <w:r>
+        <w:rPr>
+          <w:rStyle w:val="Kiemels2"/>
+          <w:b/>
+          <w:bCs/>
+        </w:rPr>
+        <w:t>Agent</w:t>
+      </w:r>
+      <w:proofErr w:type="spellEnd"/>
+      <w:r>
+        <w:rPr>
+          <w:rStyle w:val="Kiemels2"/>
+          <w:b/>
+          <w:bCs/>
+        </w:rPr>
+        <w:t xml:space="preserve"> és a feldolgozás eredménye</w:t>
+      </w:r>
+    </w:p>
+    <w:p>
+      <w:pPr>
+        <w:pStyle w:val="NormlWeb"/>
+      </w:pPr>
+      <w:r>
+        <w:t xml:space="preserve">A második kép az AI </w:t>
+      </w:r>
+      <w:proofErr w:type="spellStart"/>
+      <w:r>
+        <w:t>Agent</w:t>
+      </w:r>
+      <w:proofErr w:type="spellEnd"/>
+      <w:r>
+        <w:t xml:space="preserve"> által visszaadott</w:t>
+      </w:r>
+      <w:r>
+        <w:t xml:space="preserve"> </w:t>
+      </w:r>
+      <w:r>
+        <w:t>normalizált JSON</w:t>
+      </w:r>
+      <w:r>
+        <w:noBreakHyphen/>
+        <w:t xml:space="preserve">t, valamint az első JavaScript </w:t>
+      </w:r>
+      <w:proofErr w:type="spellStart"/>
+      <w:r>
+        <w:t>node</w:t>
+      </w:r>
+      <w:proofErr w:type="spellEnd"/>
+      <w:r>
+        <w:t xml:space="preserve"> által előállított tisztított adatot mutatja be.</w:t>
+      </w:r>
+      <w:r>
+        <w:br/>
+        <w:t>A</w:t>
+      </w:r>
+      <w:r>
+        <w:t>z e</w:t>
+      </w:r>
+      <w:r>
+        <w:t xml:space="preserve">lőbbi képen </w:t>
+      </w:r>
+      <w:r>
+        <w:t xml:space="preserve">az AI </w:t>
+      </w:r>
+      <w:proofErr w:type="spellStart"/>
+      <w:r>
+        <w:t>Agent</w:t>
+      </w:r>
+      <w:proofErr w:type="spellEnd"/>
+      <w:r>
+        <w:t xml:space="preserve"> kimenete látható, amely a </w:t>
+      </w:r>
+      <w:proofErr w:type="spellStart"/>
+      <w:r>
+        <w:t>FastMCP</w:t>
+      </w:r>
+      <w:proofErr w:type="spellEnd"/>
+      <w:r>
+        <w:t xml:space="preserve"> eszközök segítségével kinyert hírek és események részletes adatait tartalmazza (cím, szöveg, dátum, helyszín, kép, regisztrációs link).</w:t>
+      </w:r>
+      <w:r>
+        <w:br/>
+        <w:t xml:space="preserve">A </w:t>
+      </w:r>
+      <w:r>
+        <w:t>utóbbin pedig</w:t>
+      </w:r>
+      <w:r>
+        <w:t xml:space="preserve"> a JavaScript </w:t>
+      </w:r>
+      <w:proofErr w:type="spellStart"/>
+      <w:r>
+        <w:t>node</w:t>
+      </w:r>
+      <w:proofErr w:type="spellEnd"/>
+      <w:r>
+        <w:t xml:space="preserve"> által előállított egységesített struktúra látható, amely már a </w:t>
+      </w:r>
+      <w:proofErr w:type="spellStart"/>
+      <w:r>
+        <w:t>workflow</w:t>
+      </w:r>
+      <w:proofErr w:type="spellEnd"/>
+      <w:r>
+        <w:t xml:space="preserve"> további lépéseihez optimalizált formában tartalmazza a </w:t>
+      </w:r>
+      <w:proofErr w:type="spellStart"/>
+      <w:r>
+        <w:rPr>
+          <w:rStyle w:val="HTML-kd"/>
+        </w:rPr>
+        <w:t>type</w:t>
+      </w:r>
+      <w:proofErr w:type="spellEnd"/>
+      <w:r>
+        <w:t xml:space="preserve">, </w:t>
+      </w:r>
+      <w:proofErr w:type="spellStart"/>
+      <w:r>
+        <w:rPr>
+          <w:rStyle w:val="HTML-kd"/>
+        </w:rPr>
+        <w:t>title</w:t>
+      </w:r>
+      <w:proofErr w:type="spellEnd"/>
+      <w:r>
+        <w:t xml:space="preserve">, </w:t>
+      </w:r>
+      <w:proofErr w:type="spellStart"/>
+      <w:r>
+        <w:rPr>
+          <w:rStyle w:val="HTML-kd"/>
+        </w:rPr>
+        <w:t>content</w:t>
+      </w:r>
+      <w:proofErr w:type="spellEnd"/>
+      <w:r>
+        <w:t xml:space="preserve">, </w:t>
+      </w:r>
+      <w:proofErr w:type="spellStart"/>
+      <w:r>
+        <w:rPr>
+          <w:rStyle w:val="HTML-kd"/>
+        </w:rPr>
+        <w:t>date</w:t>
+      </w:r>
+      <w:proofErr w:type="spellEnd"/>
+      <w:r>
+        <w:t xml:space="preserve">, </w:t>
+      </w:r>
+      <w:proofErr w:type="spellStart"/>
+      <w:r>
+        <w:rPr>
+          <w:rStyle w:val="HTML-kd"/>
+        </w:rPr>
+        <w:t>source_url</w:t>
+      </w:r>
+      <w:proofErr w:type="spellEnd"/>
+      <w:r>
+        <w:t xml:space="preserve">, </w:t>
+      </w:r>
+      <w:proofErr w:type="spellStart"/>
+      <w:r>
+        <w:rPr>
+          <w:rStyle w:val="HTML-kd"/>
+        </w:rPr>
+        <w:t>image_url</w:t>
+      </w:r>
+      <w:proofErr w:type="spellEnd"/>
+      <w:r>
+        <w:t xml:space="preserve"> és </w:t>
+      </w:r>
+      <w:proofErr w:type="spellStart"/>
+      <w:r>
+        <w:rPr>
+          <w:rStyle w:val="HTML-kd"/>
+        </w:rPr>
+        <w:t>location</w:t>
+      </w:r>
+      <w:proofErr w:type="spellEnd"/>
+      <w:r>
+        <w:t xml:space="preserve"> mezőket.</w:t>
+      </w:r>
+      <w:r>
+        <w:t xml:space="preserve"> </w:t>
+      </w:r>
+      <w:r>
+        <w:t xml:space="preserve">Ez a kép jól szemlélteti, hogyan alakul át a nyers </w:t>
+      </w:r>
+      <w:proofErr w:type="spellStart"/>
+      <w:r>
+        <w:t>scraping</w:t>
+      </w:r>
+      <w:proofErr w:type="spellEnd"/>
+      <w:r>
+        <w:noBreakHyphen/>
+        <w:t>adat egy feldolgozható, konzisztens JSON</w:t>
+      </w:r>
+      <w:r>
+        <w:noBreakHyphen/>
+        <w:t>objektummá.</w:t>
+      </w:r>
+    </w:p>
+    <w:p>
+      <w:pPr>
+        <w:pStyle w:val="Cmsor2"/>
+      </w:pPr>
+      <w:r>
+        <w:rPr>
+          <w:rStyle w:val="Kiemels2"/>
+        </w:rPr>
+        <w:lastRenderedPageBreak/>
+        <w:drawing>
+          <wp:anchor distT="0" distB="0" distL="114300" distR="114300" simplePos="0" relativeHeight="251660288" behindDoc="0" locked="0" layoutInCell="1" allowOverlap="1" wp14:anchorId="1C0ABC25" wp14:editId="6F1115D2">
+            <wp:simplePos x="0" y="0"/>
+            <wp:positionH relativeFrom="column">
+              <wp:posOffset>1066800</wp:posOffset>
+            </wp:positionH>
+            <wp:positionV relativeFrom="paragraph">
+              <wp:posOffset>243840</wp:posOffset>
+            </wp:positionV>
+            <wp:extent cx="3971502" cy="2682896"/>
+            <wp:effectExtent l="0" t="0" r="0" b="0"/>
+            <wp:wrapTopAndBottom/>
+            <wp:docPr id="661843301" name="Kép 1"/>
+            <wp:cNvGraphicFramePr>
+              <a:graphicFrameLocks xmlns:a="http://schemas.openxmlformats.org/drawingml/2006/main" noChangeAspect="1"/>
+            </wp:cNvGraphicFramePr>
+            <a:graphic xmlns:a="http://schemas.openxmlformats.org/drawingml/2006/main">
+              <a:graphicData uri="http://schemas.openxmlformats.org/drawingml/2006/picture">
+                <pic:pic xmlns:pic="http://schemas.openxmlformats.org/drawingml/2006/picture">
+                  <pic:nvPicPr>
+                    <pic:cNvPr id="661843301" name=""/>
+                    <pic:cNvPicPr/>
+                  </pic:nvPicPr>
+                  <pic:blipFill>
+                    <a:blip r:embed="rId12">
+                      <a:extLst>
+                        <a:ext uri="{28A0092B-C50C-407E-A947-70E740481C1C}">
+                          <a14:useLocalDpi xmlns:a14="http://schemas.microsoft.com/office/drawing/2010/main" val="0"/>
+                        </a:ext>
+                      </a:extLst>
+                    </a:blip>
+                    <a:stretch>
+                      <a:fillRect/>
+                    </a:stretch>
+                  </pic:blipFill>
+                  <pic:spPr>
+                    <a:xfrm>
+                      <a:off x="0" y="0"/>
+                      <a:ext cx="3971502" cy="2682896"/>
+                    </a:xfrm>
+                    <a:prstGeom prst="rect">
+                      <a:avLst/>
+                    </a:prstGeom>
+                  </pic:spPr>
+                </pic:pic>
+              </a:graphicData>
+            </a:graphic>
+          </wp:anchor>
+        </w:drawing>
+      </w:r>
+      <w:r>
+        <w:rPr>
+          <w:rStyle w:val="Kiemels2"/>
+          <w:b/>
+          <w:bCs/>
+        </w:rPr>
+        <w:t xml:space="preserve">4.3. A </w:t>
+      </w:r>
+      <w:proofErr w:type="spellStart"/>
+      <w:r>
+        <w:rPr>
+          <w:rStyle w:val="Kiemels2"/>
+          <w:b/>
+          <w:bCs/>
+        </w:rPr>
+        <w:t>Discord</w:t>
+      </w:r>
+      <w:r>
+        <w:rPr>
+          <w:rStyle w:val="Kiemels2"/>
+          <w:b/>
+          <w:bCs/>
+        </w:rPr>
+        <w:noBreakHyphen/>
+        <w:t>ra</w:t>
+      </w:r>
+      <w:proofErr w:type="spellEnd"/>
+      <w:r>
+        <w:rPr>
+          <w:rStyle w:val="Kiemels2"/>
+          <w:b/>
+          <w:bCs/>
+        </w:rPr>
+        <w:t xml:space="preserve"> kiküldött üzenet</w:t>
+      </w:r>
+    </w:p>
+    <w:p>
+      <w:pPr>
+        <w:pStyle w:val="NormlWeb"/>
+      </w:pPr>
+      <w:r>
+        <w:t xml:space="preserve">A </w:t>
+      </w:r>
+      <w:r>
+        <w:t>negyedik</w:t>
+      </w:r>
+      <w:r>
+        <w:t xml:space="preserve"> kép a rendszer végső kimenetét mutatja be: a </w:t>
+      </w:r>
+      <w:proofErr w:type="spellStart"/>
+      <w:r>
+        <w:t>Discord</w:t>
+      </w:r>
+      <w:r>
+        <w:noBreakHyphen/>
+        <w:t>ra</w:t>
+      </w:r>
+      <w:proofErr w:type="spellEnd"/>
+      <w:r>
+        <w:t xml:space="preserve"> publikált üzenetet.</w:t>
+      </w:r>
+      <w:r>
+        <w:br/>
+        <w:t>Hír esetén a rendszer automatikusan generál egy tömör, platform</w:t>
+      </w:r>
+      <w:r>
+        <w:noBreakHyphen/>
+        <w:t>specifikus összefoglalót, amely tartalmazza a címet, az időpontot, a helyszínt, a rövid leírást és a forráslinket.</w:t>
+      </w:r>
+      <w:r>
+        <w:br/>
+        <w:t xml:space="preserve">Esemény esetén a jóváhagyást követően a második JavaScript </w:t>
+      </w:r>
+      <w:proofErr w:type="spellStart"/>
+      <w:r>
+        <w:t>node</w:t>
+      </w:r>
+      <w:proofErr w:type="spellEnd"/>
+      <w:r>
+        <w:t xml:space="preserve"> alakítja át az adatokat meghívó formátumra, amely a képen látható módon jelenik meg.</w:t>
+      </w:r>
+      <w:r>
+        <w:br/>
+        <w:t xml:space="preserve">Ez a kép demonstrálja, hogy a </w:t>
+      </w:r>
+      <w:proofErr w:type="spellStart"/>
+      <w:r>
+        <w:t>workflow</w:t>
+      </w:r>
+      <w:proofErr w:type="spellEnd"/>
+      <w:r>
+        <w:t xml:space="preserve"> képes a teljes folyamatot </w:t>
+      </w:r>
+      <w:proofErr w:type="spellStart"/>
+      <w:r>
+        <w:t>végigvinni</w:t>
+      </w:r>
+      <w:proofErr w:type="spellEnd"/>
+      <w:r>
+        <w:t xml:space="preserve">: a </w:t>
+      </w:r>
+      <w:proofErr w:type="spellStart"/>
+      <w:r>
+        <w:t>scrapingtől</w:t>
+      </w:r>
+      <w:proofErr w:type="spellEnd"/>
+      <w:r>
+        <w:t xml:space="preserve"> kezdve a JSON</w:t>
+      </w:r>
+      <w:r>
+        <w:noBreakHyphen/>
+        <w:t xml:space="preserve">feldolgozáson át egészen a </w:t>
+      </w:r>
+      <w:proofErr w:type="spellStart"/>
+      <w:r>
+        <w:t>Discord</w:t>
+      </w:r>
+      <w:proofErr w:type="spellEnd"/>
+      <w:r>
+        <w:noBreakHyphen/>
+        <w:t>posztig.</w:t>
       </w:r>
       <w:r>
         <w:br w:type="page"/>
@@ -4607,36 +5269,599 @@
     <w:p>
       <w:pPr>
         <w:pStyle w:val="Szvegtrzs"/>
-        <w:rPr>
-          <w:shd w:val="clear" w:color="auto" w:fill="FFFFD7"/>
-        </w:rPr>
-      </w:pPr>
-      <w:r>
-        <w:rPr>
-          <w:shd w:val="clear" w:color="auto" w:fill="FFFFD7"/>
-        </w:rPr>
-        <w:t>A munka során felhasznált források (idegen szerzői művek hivatkozásai).</w:t>
-      </w:r>
-    </w:p>
+        <w:ind w:left="720"/>
+        <w:rPr>
+          <w:b/>
+          <w:bCs/>
+          <w:i/>
+          <w:iCs/>
+          <w:shd w:val="clear" w:color="auto" w:fill="FFFFD7"/>
+        </w:rPr>
+      </w:pPr>
+      <w:r>
+        <w:rPr>
+          <w:b/>
+          <w:bCs/>
+          <w:i/>
+          <w:iCs/>
+          <w:shd w:val="clear" w:color="auto" w:fill="FFFFD7"/>
+        </w:rPr>
+        <w:t>G</w:t>
+      </w:r>
+      <w:r>
+        <w:rPr>
+          <w:b/>
+          <w:bCs/>
+          <w:i/>
+          <w:iCs/>
+          <w:shd w:val="clear" w:color="auto" w:fill="FFFFD7"/>
+        </w:rPr>
+        <w:t>eneratív AI felhasználására vonatkozó nyilatkozat</w:t>
+      </w:r>
+    </w:p>
+    <w:tbl>
+      <w:tblPr>
+        <w:tblStyle w:val="Rcsostblzat"/>
+        <w:tblW w:w="0" w:type="auto"/>
+        <w:jc w:val="center"/>
+        <w:tblLook w:val="04A0" w:firstRow="1" w:lastRow="0" w:firstColumn="1" w:lastColumn="0" w:noHBand="0" w:noVBand="1"/>
+      </w:tblPr>
+      <w:tblGrid>
+        <w:gridCol w:w="2399"/>
+        <w:gridCol w:w="2311"/>
+        <w:gridCol w:w="2353"/>
+        <w:gridCol w:w="2354"/>
+      </w:tblGrid>
+      <w:tr>
+        <w:trPr>
+          <w:jc w:val="center"/>
+        </w:trPr>
+        <w:tc>
+          <w:tcPr>
+            <w:tcW w:w="2399" w:type="dxa"/>
+            <w:vAlign w:val="center"/>
+          </w:tcPr>
+          <w:p>
+            <w:pPr>
+              <w:pStyle w:val="Szvegtrzs"/>
+              <w:jc w:val="center"/>
+              <w:rPr>
+                <w:b/>
+                <w:bCs/>
+                <w:i/>
+                <w:iCs/>
+                <w:shd w:val="clear" w:color="auto" w:fill="FFFFD7"/>
+              </w:rPr>
+            </w:pPr>
+            <w:r>
+              <w:rPr>
+                <w:b/>
+                <w:bCs/>
+                <w:i/>
+                <w:iCs/>
+                <w:shd w:val="clear" w:color="auto" w:fill="FFFFD7"/>
+              </w:rPr>
+              <w:t>Felhasználási mód</w:t>
+            </w:r>
+          </w:p>
+        </w:tc>
+        <w:tc>
+          <w:tcPr>
+            <w:tcW w:w="2311" w:type="dxa"/>
+            <w:vAlign w:val="center"/>
+          </w:tcPr>
+          <w:p>
+            <w:pPr>
+              <w:pStyle w:val="Szvegtrzs"/>
+              <w:jc w:val="center"/>
+              <w:rPr>
+                <w:b/>
+                <w:bCs/>
+                <w:i/>
+                <w:iCs/>
+                <w:shd w:val="clear" w:color="auto" w:fill="FFFFD7"/>
+              </w:rPr>
+            </w:pPr>
+            <w:proofErr w:type="spellStart"/>
+            <w:r>
+              <w:rPr>
+                <w:b/>
+                <w:bCs/>
+                <w:i/>
+                <w:iCs/>
+                <w:shd w:val="clear" w:color="auto" w:fill="FFFFD7"/>
+              </w:rPr>
+              <w:t>GenAI</w:t>
+            </w:r>
+            <w:proofErr w:type="spellEnd"/>
+            <w:r>
+              <w:rPr>
+                <w:b/>
+                <w:bCs/>
+                <w:i/>
+                <w:iCs/>
+                <w:shd w:val="clear" w:color="auto" w:fill="FFFFD7"/>
+              </w:rPr>
+              <w:t xml:space="preserve"> eszköz neve</w:t>
+            </w:r>
+          </w:p>
+        </w:tc>
+        <w:tc>
+          <w:tcPr>
+            <w:tcW w:w="2353" w:type="dxa"/>
+            <w:vAlign w:val="center"/>
+          </w:tcPr>
+          <w:p>
+            <w:pPr>
+              <w:pStyle w:val="Szvegtrzs"/>
+              <w:jc w:val="center"/>
+              <w:rPr>
+                <w:b/>
+                <w:bCs/>
+                <w:i/>
+                <w:iCs/>
+                <w:shd w:val="clear" w:color="auto" w:fill="FFFFD7"/>
+              </w:rPr>
+            </w:pPr>
+            <w:r>
+              <w:rPr>
+                <w:b/>
+                <w:bCs/>
+                <w:i/>
+                <w:iCs/>
+                <w:shd w:val="clear" w:color="auto" w:fill="FFFFD7"/>
+              </w:rPr>
+              <w:t>Érintett részek</w:t>
+            </w:r>
+          </w:p>
+        </w:tc>
+        <w:tc>
+          <w:tcPr>
+            <w:tcW w:w="2354" w:type="dxa"/>
+            <w:vAlign w:val="center"/>
+          </w:tcPr>
+          <w:p>
+            <w:pPr>
+              <w:pStyle w:val="Szvegtrzs"/>
+              <w:jc w:val="center"/>
+              <w:rPr>
+                <w:b/>
+                <w:bCs/>
+                <w:i/>
+                <w:iCs/>
+                <w:shd w:val="clear" w:color="auto" w:fill="FFFFD7"/>
+              </w:rPr>
+            </w:pPr>
+            <w:r>
+              <w:rPr>
+                <w:b/>
+                <w:bCs/>
+                <w:i/>
+                <w:iCs/>
+                <w:shd w:val="clear" w:color="auto" w:fill="FFFFD7"/>
+              </w:rPr>
+              <w:t>Használat becsült aránya</w:t>
+            </w:r>
+          </w:p>
+        </w:tc>
+      </w:tr>
+      <w:tr>
+        <w:trPr>
+          <w:jc w:val="center"/>
+        </w:trPr>
+        <w:tc>
+          <w:tcPr>
+            <w:tcW w:w="2399" w:type="dxa"/>
+            <w:vAlign w:val="center"/>
+          </w:tcPr>
+          <w:p>
+            <w:pPr>
+              <w:pStyle w:val="Szvegtrzs"/>
+              <w:jc w:val="center"/>
+              <w:rPr>
+                <w:b/>
+                <w:bCs/>
+                <w:i/>
+                <w:iCs/>
+                <w:shd w:val="clear" w:color="auto" w:fill="FFFFD7"/>
+              </w:rPr>
+            </w:pPr>
+            <w:r>
+              <w:rPr>
+                <w:b/>
+                <w:bCs/>
+                <w:i/>
+                <w:iCs/>
+                <w:shd w:val="clear" w:color="auto" w:fill="FFFFD7"/>
+              </w:rPr>
+              <w:t>Programkód generálása</w:t>
+            </w:r>
+          </w:p>
+        </w:tc>
+        <w:tc>
+          <w:tcPr>
+            <w:tcW w:w="2311" w:type="dxa"/>
+            <w:vAlign w:val="center"/>
+          </w:tcPr>
+          <w:p>
+            <w:pPr>
+              <w:pStyle w:val="Szvegtrzs"/>
+              <w:jc w:val="center"/>
+              <w:rPr>
+                <w:b/>
+                <w:bCs/>
+                <w:i/>
+                <w:iCs/>
+                <w:shd w:val="clear" w:color="auto" w:fill="FFFFD7"/>
+              </w:rPr>
+            </w:pPr>
+            <w:r>
+              <w:rPr>
+                <w:b/>
+                <w:bCs/>
+                <w:i/>
+                <w:iCs/>
+                <w:shd w:val="clear" w:color="auto" w:fill="FFFFD7"/>
+              </w:rPr>
+              <w:t>GPT 5.4-mini</w:t>
+            </w:r>
+          </w:p>
+        </w:tc>
+        <w:tc>
+          <w:tcPr>
+            <w:tcW w:w="2353" w:type="dxa"/>
+            <w:vAlign w:val="center"/>
+          </w:tcPr>
+          <w:p>
+            <w:pPr>
+              <w:pStyle w:val="Szvegtrzs"/>
+              <w:jc w:val="center"/>
+              <w:rPr>
+                <w:b/>
+                <w:bCs/>
+                <w:i/>
+                <w:iCs/>
+                <w:shd w:val="clear" w:color="auto" w:fill="FFFFD7"/>
+              </w:rPr>
+            </w:pPr>
+            <w:r>
+              <w:rPr>
+                <w:b/>
+                <w:bCs/>
+                <w:i/>
+                <w:iCs/>
+                <w:shd w:val="clear" w:color="auto" w:fill="FFFFD7"/>
+              </w:rPr>
+              <w:t>MCP szerver</w:t>
+            </w:r>
+          </w:p>
+          <w:p>
+            <w:pPr>
+              <w:pStyle w:val="Szvegtrzs"/>
+              <w:jc w:val="center"/>
+              <w:rPr>
+                <w:b/>
+                <w:bCs/>
+                <w:i/>
+                <w:iCs/>
+                <w:shd w:val="clear" w:color="auto" w:fill="FFFFD7"/>
+              </w:rPr>
+            </w:pPr>
+            <w:r>
+              <w:rPr>
+                <w:b/>
+                <w:bCs/>
+                <w:i/>
+                <w:iCs/>
+                <w:sz w:val="18"/>
+                <w:szCs w:val="18"/>
+                <w:shd w:val="clear" w:color="auto" w:fill="FFFFD7"/>
+              </w:rPr>
+              <w:t>(</w:t>
+            </w:r>
+            <w:proofErr w:type="spellStart"/>
+            <w:r>
+              <w:rPr>
+                <w:b/>
+                <w:bCs/>
+                <w:i/>
+                <w:iCs/>
+                <w:sz w:val="18"/>
+                <w:szCs w:val="18"/>
+                <w:shd w:val="clear" w:color="auto" w:fill="FFFFD7"/>
+              </w:rPr>
+              <w:t>refaktorálás</w:t>
+            </w:r>
+            <w:proofErr w:type="spellEnd"/>
+            <w:r>
+              <w:rPr>
+                <w:b/>
+                <w:bCs/>
+                <w:i/>
+                <w:iCs/>
+                <w:sz w:val="18"/>
+                <w:szCs w:val="18"/>
+                <w:shd w:val="clear" w:color="auto" w:fill="FFFFD7"/>
+              </w:rPr>
+              <w:t xml:space="preserve">, </w:t>
+            </w:r>
+            <w:proofErr w:type="spellStart"/>
+            <w:r>
+              <w:rPr>
+                <w:b/>
+                <w:bCs/>
+                <w:i/>
+                <w:iCs/>
+                <w:sz w:val="18"/>
+                <w:szCs w:val="18"/>
+                <w:shd w:val="clear" w:color="auto" w:fill="FFFFD7"/>
+              </w:rPr>
+              <w:t>kódkieg</w:t>
+            </w:r>
+            <w:proofErr w:type="spellEnd"/>
+            <w:r>
+              <w:rPr>
+                <w:b/>
+                <w:bCs/>
+                <w:i/>
+                <w:iCs/>
+                <w:sz w:val="18"/>
+                <w:szCs w:val="18"/>
+                <w:shd w:val="clear" w:color="auto" w:fill="FFFFD7"/>
+              </w:rPr>
+              <w:t xml:space="preserve">. </w:t>
+            </w:r>
+            <w:proofErr w:type="spellStart"/>
+            <w:r>
+              <w:rPr>
+                <w:b/>
+                <w:bCs/>
+                <w:i/>
+                <w:iCs/>
+                <w:sz w:val="18"/>
+                <w:szCs w:val="18"/>
+                <w:shd w:val="clear" w:color="auto" w:fill="FFFFD7"/>
+              </w:rPr>
+              <w:t>debugolás</w:t>
+            </w:r>
+            <w:proofErr w:type="spellEnd"/>
+            <w:r>
+              <w:rPr>
+                <w:b/>
+                <w:bCs/>
+                <w:i/>
+                <w:iCs/>
+                <w:sz w:val="18"/>
+                <w:szCs w:val="18"/>
+                <w:shd w:val="clear" w:color="auto" w:fill="FFFFD7"/>
+              </w:rPr>
+              <w:t>)</w:t>
+            </w:r>
+          </w:p>
+        </w:tc>
+        <w:tc>
+          <w:tcPr>
+            <w:tcW w:w="2354" w:type="dxa"/>
+            <w:vAlign w:val="center"/>
+          </w:tcPr>
+          <w:p>
+            <w:pPr>
+              <w:pStyle w:val="Szvegtrzs"/>
+              <w:jc w:val="center"/>
+              <w:rPr>
+                <w:b/>
+                <w:bCs/>
+                <w:i/>
+                <w:iCs/>
+                <w:shd w:val="clear" w:color="auto" w:fill="FFFFD7"/>
+              </w:rPr>
+            </w:pPr>
+            <w:r>
+              <w:rPr>
+                <w:b/>
+                <w:bCs/>
+                <w:i/>
+                <w:iCs/>
+                <w:shd w:val="clear" w:color="auto" w:fill="FFFFD7"/>
+              </w:rPr>
+              <w:t>50%</w:t>
+            </w:r>
+          </w:p>
+        </w:tc>
+      </w:tr>
+      <w:tr>
+        <w:trPr>
+          <w:jc w:val="center"/>
+        </w:trPr>
+        <w:tc>
+          <w:tcPr>
+            <w:tcW w:w="2399" w:type="dxa"/>
+            <w:vAlign w:val="center"/>
+          </w:tcPr>
+          <w:p>
+            <w:pPr>
+              <w:pStyle w:val="Szvegtrzs"/>
+              <w:jc w:val="center"/>
+              <w:rPr>
+                <w:b/>
+                <w:bCs/>
+                <w:i/>
+                <w:iCs/>
+                <w:shd w:val="clear" w:color="auto" w:fill="FFFFD7"/>
+              </w:rPr>
+            </w:pPr>
+            <w:r>
+              <w:rPr>
+                <w:b/>
+                <w:bCs/>
+                <w:i/>
+                <w:iCs/>
+                <w:shd w:val="clear" w:color="auto" w:fill="FFFFD7"/>
+              </w:rPr>
+              <w:t>Beszámoló</w:t>
+            </w:r>
+          </w:p>
+        </w:tc>
+        <w:tc>
+          <w:tcPr>
+            <w:tcW w:w="2311" w:type="dxa"/>
+            <w:vAlign w:val="center"/>
+          </w:tcPr>
+          <w:p>
+            <w:pPr>
+              <w:pStyle w:val="Szvegtrzs"/>
+              <w:jc w:val="center"/>
+              <w:rPr>
+                <w:b/>
+                <w:bCs/>
+                <w:i/>
+                <w:iCs/>
+                <w:shd w:val="clear" w:color="auto" w:fill="FFFFD7"/>
+              </w:rPr>
+            </w:pPr>
+            <w:proofErr w:type="spellStart"/>
+            <w:r>
+              <w:rPr>
+                <w:b/>
+                <w:bCs/>
+                <w:i/>
+                <w:iCs/>
+                <w:shd w:val="clear" w:color="auto" w:fill="FFFFD7"/>
+              </w:rPr>
+              <w:t>Copilot</w:t>
+            </w:r>
+            <w:proofErr w:type="spellEnd"/>
+          </w:p>
+        </w:tc>
+        <w:tc>
+          <w:tcPr>
+            <w:tcW w:w="2353" w:type="dxa"/>
+            <w:vAlign w:val="center"/>
+          </w:tcPr>
+          <w:p>
+            <w:pPr>
+              <w:pStyle w:val="Szvegtrzs"/>
+              <w:jc w:val="center"/>
+              <w:rPr>
+                <w:b/>
+                <w:bCs/>
+                <w:i/>
+                <w:iCs/>
+                <w:shd w:val="clear" w:color="auto" w:fill="FFFFD7"/>
+              </w:rPr>
+            </w:pPr>
+            <w:r>
+              <w:rPr>
+                <w:b/>
+                <w:bCs/>
+                <w:i/>
+                <w:iCs/>
+                <w:shd w:val="clear" w:color="auto" w:fill="FFFFD7"/>
+              </w:rPr>
+              <w:t>1.-5. fejezet</w:t>
+            </w:r>
+          </w:p>
+        </w:tc>
+        <w:tc>
+          <w:tcPr>
+            <w:tcW w:w="2354" w:type="dxa"/>
+            <w:vAlign w:val="center"/>
+          </w:tcPr>
+          <w:p>
+            <w:pPr>
+              <w:pStyle w:val="Szvegtrzs"/>
+              <w:jc w:val="center"/>
+              <w:rPr>
+                <w:b/>
+                <w:bCs/>
+                <w:i/>
+                <w:iCs/>
+                <w:shd w:val="clear" w:color="auto" w:fill="FFFFD7"/>
+              </w:rPr>
+            </w:pPr>
+            <w:proofErr w:type="spellStart"/>
+            <w:r>
+              <w:rPr>
+                <w:b/>
+                <w:bCs/>
+                <w:i/>
+                <w:iCs/>
+                <w:shd w:val="clear" w:color="auto" w:fill="FFFFD7"/>
+              </w:rPr>
+              <w:t>kb</w:t>
+            </w:r>
+            <w:proofErr w:type="spellEnd"/>
+            <w:r>
+              <w:rPr>
+                <w:b/>
+                <w:bCs/>
+                <w:i/>
+                <w:iCs/>
+                <w:shd w:val="clear" w:color="auto" w:fill="FFFFD7"/>
+              </w:rPr>
+              <w:t xml:space="preserve"> 60-65%</w:t>
+            </w:r>
+          </w:p>
+        </w:tc>
+      </w:tr>
+      <w:tr>
+        <w:trPr>
+          <w:jc w:val="center"/>
+        </w:trPr>
+        <w:tc>
+          <w:tcPr>
+            <w:tcW w:w="9417" w:type="dxa"/>
+            <w:gridSpan w:val="4"/>
+            <w:vAlign w:val="center"/>
+          </w:tcPr>
+          <w:p>
+            <w:pPr>
+              <w:pStyle w:val="Szvegtrzs"/>
+              <w:jc w:val="center"/>
+              <w:rPr>
+                <w:b/>
+                <w:bCs/>
+                <w:i/>
+                <w:iCs/>
+                <w:sz w:val="20"/>
+                <w:szCs w:val="20"/>
+                <w:shd w:val="clear" w:color="auto" w:fill="FFFFD7"/>
+              </w:rPr>
+            </w:pPr>
+            <w:r>
+              <w:rPr>
+                <w:b/>
+                <w:bCs/>
+                <w:i/>
+                <w:iCs/>
+                <w:sz w:val="20"/>
+                <w:szCs w:val="20"/>
+                <w:shd w:val="clear" w:color="auto" w:fill="FFFFD7"/>
+              </w:rPr>
+              <w:t>Vázlat írása, szöveg kiegészítése</w:t>
+            </w:r>
+          </w:p>
+        </w:tc>
+      </w:tr>
+    </w:tbl>
     <w:p>
       <w:pPr>
         <w:pStyle w:val="Szvegtrzs"/>
-        <w:rPr>
-          <w:shd w:val="clear" w:color="auto" w:fill="FFFFD7"/>
-        </w:rPr>
-      </w:pPr>
-      <w:r>
-        <w:rPr>
-          <w:shd w:val="clear" w:color="auto" w:fill="FFFFD7"/>
-        </w:rPr>
-        <w:t>Itt kell megadni a generatív AI felhasználására vonatkozó nyilatkozatot is (annak releváns részeit). Lásd kari/egyetemi szabályozás!</w:t>
-      </w:r>
+        <w:ind w:left="720"/>
+        <w:rPr>
+          <w:b/>
+          <w:bCs/>
+          <w:i/>
+          <w:iCs/>
+          <w:shd w:val="clear" w:color="auto" w:fill="FFFFD7"/>
+        </w:rPr>
+      </w:pPr>
     </w:p>
     <w:sectPr>
-      <w:headerReference w:type="default" r:id="rId9"/>
-      <w:footerReference w:type="default" r:id="rId10"/>
-      <w:headerReference w:type="first" r:id="rId11"/>
-      <w:footerReference w:type="first" r:id="rId12"/>
+      <w:headerReference w:type="default" r:id="rId13"/>
+      <w:footerReference w:type="default" r:id="rId14"/>
+      <w:headerReference w:type="first" r:id="rId15"/>
+      <w:footerReference w:type="first" r:id="rId16"/>
       <w:pgSz w:w="11906" w:h="16838"/>
       <w:pgMar w:top="1134" w:right="851" w:bottom="1134" w:left="1134" w:header="709" w:footer="709" w:gutter="0"/>
       <w:cols w:space="708"/>
@@ -4680,7 +5905,7 @@
         <w:noProof/>
       </w:rPr>
       <w:pict w14:anchorId="6D6FA226">
-        <v:rect id="Frame1" o:spid="_x0000_s1025" style="position:absolute;margin-left:-134.55pt;margin-top:.05pt;width:6.35pt;height:14.1pt;z-index:-251659264;visibility:visible;mso-wrap-style:square;mso-wrap-distance-left:0;mso-wrap-distance-top:0;mso-wrap-distance-right:0;mso-wrap-distance-bottom:0;mso-position-horizontal:right;mso-position-horizontal-relative:margin;mso-position-vertical:absolute;mso-position-vertical-relative:text;v-text-anchor:top" o:gfxdata="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" o:allowincell="f" filled="f" stroked="f" strokeweight="0">
+        <v:rect id="Frame1" o:spid="_x0000_s1025" style="position:absolute;margin-left:-179.4pt;margin-top:.05pt;width:6.35pt;height:14.1pt;z-index:-251659264;visibility:visible;mso-wrap-style:square;mso-wrap-distance-left:0;mso-wrap-distance-top:0;mso-wrap-distance-right:0;mso-wrap-distance-bottom:0;mso-position-horizontal:right;mso-position-horizontal-relative:margin;mso-position-vertical:absolute;mso-position-vertical-relative:text;v-text-anchor:top" o:gfxdata="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" o:allowincell="f" filled="f" stroked="f" strokeweight="0">
           <v:textbox inset="0,0,0,0">
             <w:txbxContent>
               <w:p>
@@ -4807,7 +6032,7 @@
         <w:noProof/>
       </w:rPr>
       <w:pict w14:anchorId="2CAAE7CF">
-        <v:rect id="_x0000_s1026" style="position:absolute;margin-left:-134.55pt;margin-top:.05pt;width:6.35pt;height:14.1pt;z-index:-251658240;visibility:visible;mso-wrap-style:square;mso-wrap-distance-left:0;mso-wrap-distance-top:0;mso-wrap-distance-right:0;mso-wrap-distance-bottom:0;mso-position-horizontal:right;mso-position-horizontal-relative:margin;mso-position-vertical:absolute;mso-position-vertical-relative:text;v-text-anchor:top" o:gfxdata="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" o:allowincell="f" filled="f" stroked="f" strokeweight="0">
+        <v:rect id="_x0000_s1026" style="position:absolute;margin-left:-179.4pt;margin-top:.05pt;width:6.35pt;height:14.1pt;z-index:-251658240;visibility:visible;mso-wrap-style:square;mso-wrap-distance-left:0;mso-wrap-distance-top:0;mso-wrap-distance-right:0;mso-wrap-distance-bottom:0;mso-position-horizontal:right;mso-position-horizontal-relative:margin;mso-position-vertical:absolute;mso-position-vertical-relative:text;v-text-anchor:top" o:gfxdata="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" o:allowincell="f" filled="f" stroked="f" strokeweight="0">
           <v:textbox inset="0,0,0,0">
             <w:txbxContent>
               <w:p>
@@ -6883,7 +8108,6 @@
   <w:style w:type="character" w:default="1" w:styleId="Bekezdsalapbettpusa">
     <w:name w:val="Default Paragraph Font"/>
     <w:uiPriority w:val="1"/>
-    <w:semiHidden/>
     <w:unhideWhenUsed/>
   </w:style>
   <w:style w:type="table" w:default="1" w:styleId="Normltblzat">
@@ -8383,6 +9607,33 @@
       <w:ind w:left="720"/>
       <w:contextualSpacing/>
     </w:pPr>
+  </w:style>
+  <w:style w:type="character" w:styleId="Kiemels2">
+    <w:name w:val="Strong"/>
+    <w:basedOn w:val="Bekezdsalapbettpusa"/>
+    <w:uiPriority w:val="22"/>
+    <w:qFormat/>
+    <w:rsid w:val="001646F4"/>
+    <w:rPr>
+      <w:b/>
+      <w:bCs/>
+    </w:rPr>
+  </w:style>
+  <w:style w:type="table" w:styleId="Rcsostblzat">
+    <w:name w:val="Table Grid"/>
+    <w:basedOn w:val="Normltblzat"/>
+    <w:uiPriority w:val="39"/>
+    <w:rsid w:val="00BB79DE"/>
+    <w:tblPr>
+      <w:tblBorders>
+        <w:top w:val="single" w:sz="4" w:space="0" w:color="auto"/>
+        <w:left w:val="single" w:sz="4" w:space="0" w:color="auto"/>
+        <w:bottom w:val="single" w:sz="4" w:space="0" w:color="auto"/>
+        <w:right w:val="single" w:sz="4" w:space="0" w:color="auto"/>
+        <w:insideH w:val="single" w:sz="4" w:space="0" w:color="auto"/>
+        <w:insideV w:val="single" w:sz="4" w:space="0" w:color="auto"/>
+      </w:tblBorders>
+    </w:tblPr>
   </w:style>
 </w:styles>
 </file>
